--- a/engine/phar_study/EIPICO_Valuation_Study_09-08-2026.docx
+++ b/engine/phar_study/EIPICO_Valuation_Study_09-08-2026.docx
@@ -190,7 +190,7 @@
                 <w:color w:val="1C3A36"/>
                 <w:sz w:val="19"/>
               </w:rPr>
-              <w:t>There is no single number, and that is deliberate. Five readings put fair value between EGP 37 and EGP 57 a share. Because the contested judgement below is carried BOTH ways and the two are never averaged, the study publishes TWO weighted centres: EGP 36.64 a share on the permanent-provision reading and EGP 54.24 on the normalising one. The market price is EGP 127.30. That gap is the study, and section 1.7 states exactly what would have to be true for the market to be right.</w:t>
+              <w:t>There is no single number, and that is deliberate. Five readings put fair value between EGP 31 and EGP 55 a share. Because the contested judgement below is carried BOTH ways and the two are never averaged, the study publishes TWO weighted centres: EGP 31.37 a share on the permanent-provision reading and EGP 47.60 on the normalising one. The market price is EGP 127.30. That gap is the study, and section 1.7 states exactly what would have to be true for the market to be right.</w:t>
             </w:r>
           </w:p>
           <w:p>
@@ -230,7 +230,7 @@
                 <w:color w:val="1C3A36"/>
                 <w:sz w:val="19"/>
               </w:rPr>
-              <w:t>It folds in the reviewed first quarter of 2026 and the separately issued audited FY2023 and FY2024 statements, obtained after the first issue. The first quarter CONFIRMED the study's central mechanism — the construction balance is transferring and the depreciation charge has more than doubled — but it also came in softer than the first edition assumed on revenue, associates and capital spending. The weighted centre moves from a single EGP 79.64 to a PAIR — EGP 36.64 and EGP 54.24 a share. Section 7 lists what changed and by how much.</w:t>
+              <w:t>It folds in the reviewed first quarter of 2026 and the separately issued audited FY2023 and FY2024 statements, obtained after the first issue. The first quarter CONFIRMED the study's central mechanism — the construction balance is transferring and the depreciation charge has more than doubled — but it also came in softer than the first edition assumed on revenue, associates and capital spending. The weighted centre moves from a single EGP 79.64 to a PAIR — EGP 31.37 and EGP 47.60 a share. Section 7 lists what changed and by how much.</w:t>
             </w:r>
           </w:p>
           <w:p>
@@ -334,7 +334,7 @@
           <w:color w:val="1C3A36"/>
           <w:sz w:val="21"/>
         </w:rPr>
-        <w:t>Against that, four methods that do not depend on the new plant at all — discounted cash flow, run on two framings of the provision charge and so giving five readings in total; book value against sustainable return; triangulated multiples; and normalised earnings power — cluster between EGP 37 and EGP 57. The market is above all of them.</w:t>
+        <w:t>Against that, four methods that do not depend on the new plant at all — discounted cash flow, run on two framings of the provision charge and so giving five readings in total; book value against sustainable return; triangulated multiples; and normalised earnings power — cluster between EGP 31 and EGP 55. The market is above all of them.</w:t>
       </w:r>
     </w:p>
     <w:p>
@@ -557,7 +557,7 @@
                 <w:color w:val="1C3A36"/>
                 <w:sz w:val="18"/>
               </w:rPr>
-              <w:t>36.64</w:t>
+              <w:t>31.37</w:t>
             </w:r>
           </w:p>
         </w:tc>
@@ -575,7 +575,7 @@
                 <w:color w:val="1C3A36"/>
                 <w:sz w:val="18"/>
               </w:rPr>
-              <w:t>-71%</w:t>
+              <w:t>-75%</w:t>
             </w:r>
           </w:p>
         </w:tc>
@@ -630,7 +630,7 @@
                 <w:color w:val="1C3A36"/>
                 <w:sz w:val="18"/>
               </w:rPr>
-              <w:t>54.24</w:t>
+              <w:t>47.60</w:t>
             </w:r>
           </w:p>
         </w:tc>
@@ -648,7 +648,7 @@
                 <w:color w:val="1C3A36"/>
                 <w:sz w:val="18"/>
               </w:rPr>
-              <w:t>-57%</w:t>
+              <w:t>-63%</w:t>
             </w:r>
           </w:p>
         </w:tc>
@@ -703,7 +703,7 @@
                 <w:color w:val="1C3A36"/>
                 <w:sz w:val="18"/>
               </w:rPr>
-              <w:t>43.91</w:t>
+              <w:t>42.80</w:t>
             </w:r>
           </w:p>
         </w:tc>
@@ -739,7 +739,7 @@
                 <w:color w:val="1C3A36"/>
                 <w:sz w:val="18"/>
               </w:rPr>
-              <w:t>justified 1.19x book of EGP 37.00</w:t>
+              <w:t>justified 1.16x book of EGP 37.00</w:t>
             </w:r>
           </w:p>
         </w:tc>
@@ -776,7 +776,7 @@
                 <w:color w:val="1C3A36"/>
                 <w:sz w:val="18"/>
               </w:rPr>
-              <w:t>48.65</w:t>
+              <w:t>47.89</w:t>
             </w:r>
           </w:p>
         </w:tc>
@@ -849,7 +849,7 @@
                 <w:color w:val="1C3A36"/>
                 <w:sz w:val="18"/>
               </w:rPr>
-              <w:t>56.78</w:t>
+              <w:t>55.34</w:t>
             </w:r>
           </w:p>
         </w:tc>
@@ -867,7 +867,7 @@
                 <w:color w:val="1C3A36"/>
                 <w:sz w:val="18"/>
               </w:rPr>
-              <w:t>-55%</w:t>
+              <w:t>-57%</w:t>
             </w:r>
           </w:p>
         </w:tc>
@@ -926,7 +926,7 @@
                 <w:color w:val="1C3A36"/>
                 <w:sz w:val="18"/>
               </w:rPr>
-              <w:t>36.64</w:t>
+              <w:t>31.37</w:t>
             </w:r>
           </w:p>
         </w:tc>
@@ -946,7 +946,7 @@
                 <w:color w:val="1C3A36"/>
                 <w:sz w:val="18"/>
               </w:rPr>
-              <w:t>-71%</w:t>
+              <w:t>-75%</w:t>
             </w:r>
           </w:p>
         </w:tc>
@@ -1007,7 +1007,7 @@
                 <w:color w:val="1C3A36"/>
                 <w:sz w:val="18"/>
               </w:rPr>
-              <w:t>54.24</w:t>
+              <w:t>47.60</w:t>
             </w:r>
           </w:p>
         </w:tc>
@@ -1027,7 +1027,7 @@
                 <w:color w:val="1C3A36"/>
                 <w:sz w:val="18"/>
               </w:rPr>
-              <w:t>-57%</w:t>
+              <w:t>-63%</w:t>
             </w:r>
           </w:p>
         </w:tc>
@@ -1084,7 +1084,7 @@
                 <w:color w:val="1C3A36"/>
                 <w:sz w:val="18"/>
               </w:rPr>
-              <w:t>42.92 / 51.72</w:t>
+              <w:t>39.73 / 47.85</w:t>
             </w:r>
           </w:p>
         </w:tc>
@@ -1160,7 +1160,7 @@
                 <w:color w:val="1C3A36"/>
                 <w:sz w:val="18"/>
               </w:rPr>
-              <w:t>36.64 – 56.78</w:t>
+              <w:t>31.37 – 55.34</w:t>
             </w:r>
           </w:p>
         </w:tc>
@@ -1726,7 +1726,7 @@
                 <w:color w:val="1C3A36"/>
                 <w:sz w:val="18"/>
               </w:rPr>
-              <w:t>25.57%</w:t>
+              <w:t>25.92%</w:t>
             </w:r>
           </w:p>
         </w:tc>
@@ -1762,7 +1762,7 @@
                 <w:color w:val="1C3A36"/>
                 <w:sz w:val="18"/>
               </w:rPr>
-              <w:t>22.71%</w:t>
+              <w:t>22.97%</w:t>
             </w:r>
           </w:p>
         </w:tc>
@@ -1799,7 +1799,7 @@
                 <w:color w:val="1C3A36"/>
                 <w:sz w:val="18"/>
               </w:rPr>
-              <w:t>15.03%</w:t>
+              <w:t>15.22%</w:t>
             </w:r>
           </w:p>
         </w:tc>
@@ -4065,7 +4065,7 @@
                 <w:color w:val="1C3A36"/>
                 <w:sz w:val="17"/>
               </w:rPr>
-              <w:t>22.71%</w:t>
+              <w:t>22.97%</w:t>
             </w:r>
           </w:p>
         </w:tc>
@@ -4085,7 +4085,7 @@
                 <w:color w:val="1C3A36"/>
                 <w:sz w:val="17"/>
               </w:rPr>
-              <w:t>20.65%</w:t>
+              <w:t>20.89%</w:t>
             </w:r>
           </w:p>
         </w:tc>
@@ -4105,7 +4105,7 @@
                 <w:color w:val="1C3A36"/>
                 <w:sz w:val="17"/>
               </w:rPr>
-              <w:t>18.40%</w:t>
+              <w:t>18.62%</w:t>
             </w:r>
           </w:p>
         </w:tc>
@@ -4125,7 +4125,7 @@
                 <w:color w:val="1C3A36"/>
                 <w:sz w:val="17"/>
               </w:rPr>
-              <w:t>16.53%</w:t>
+              <w:t>16.73%</w:t>
             </w:r>
           </w:p>
         </w:tc>
@@ -4145,7 +4145,7 @@
                 <w:color w:val="1C3A36"/>
                 <w:sz w:val="17"/>
               </w:rPr>
-              <w:t>15.03%</w:t>
+              <w:t>15.22%</w:t>
             </w:r>
           </w:p>
         </w:tc>
@@ -4182,7 +4182,7 @@
                 <w:color w:val="1C3A36"/>
                 <w:sz w:val="17"/>
               </w:rPr>
-              <w:t>0.8149</w:t>
+              <w:t>0.8132</w:t>
             </w:r>
           </w:p>
         </w:tc>
@@ -4200,7 +4200,7 @@
                 <w:color w:val="1C3A36"/>
                 <w:sz w:val="17"/>
               </w:rPr>
-              <w:t>0.6755</w:t>
+              <w:t>0.6727</w:t>
             </w:r>
           </w:p>
         </w:tc>
@@ -4218,7 +4218,7 @@
                 <w:color w:val="1C3A36"/>
                 <w:sz w:val="17"/>
               </w:rPr>
-              <w:t>0.5705</w:t>
+              <w:t>0.5671</w:t>
             </w:r>
           </w:p>
         </w:tc>
@@ -4236,7 +4236,7 @@
                 <w:color w:val="1C3A36"/>
                 <w:sz w:val="17"/>
               </w:rPr>
-              <w:t>0.4896</w:t>
+              <w:t>0.4858</w:t>
             </w:r>
           </w:p>
         </w:tc>
@@ -4254,7 +4254,7 @@
                 <w:color w:val="1C3A36"/>
                 <w:sz w:val="17"/>
               </w:rPr>
-              <w:t>0.4256</w:t>
+              <w:t>0.4216</w:t>
             </w:r>
           </w:p>
         </w:tc>
@@ -4291,7 +4291,7 @@
                 <w:color w:val="1C3A36"/>
                 <w:sz w:val="17"/>
               </w:rPr>
-              <w:t>-268</w:t>
+              <w:t>-267</w:t>
             </w:r>
           </w:p>
         </w:tc>
@@ -4309,7 +4309,7 @@
                 <w:color w:val="1C3A36"/>
                 <w:sz w:val="17"/>
               </w:rPr>
-              <w:t>380</w:t>
+              <w:t>378</w:t>
             </w:r>
           </w:p>
         </w:tc>
@@ -4327,7 +4327,7 @@
                 <w:color w:val="1C3A36"/>
                 <w:sz w:val="17"/>
               </w:rPr>
-              <w:t>598</w:t>
+              <w:t>594</w:t>
             </w:r>
           </w:p>
         </w:tc>
@@ -4345,7 +4345,7 @@
                 <w:color w:val="1C3A36"/>
                 <w:sz w:val="17"/>
               </w:rPr>
-              <w:t>631</w:t>
+              <w:t>627</w:t>
             </w:r>
           </w:p>
         </w:tc>
@@ -4363,7 +4363,7 @@
                 <w:color w:val="1C3A36"/>
                 <w:sz w:val="17"/>
               </w:rPr>
-              <w:t>661</w:t>
+              <w:t>655</w:t>
             </w:r>
           </w:p>
         </w:tc>
@@ -4506,7 +4506,7 @@
                 <w:color w:val="1C3A36"/>
                 <w:sz w:val="18"/>
               </w:rPr>
-              <w:t>2,002</w:t>
+              <w:t>1,986</w:t>
             </w:r>
           </w:p>
         </w:tc>
@@ -4524,7 +4524,7 @@
                 <w:color w:val="1C3A36"/>
                 <w:sz w:val="18"/>
               </w:rPr>
-              <w:t>11.86</w:t>
+              <w:t>11.77</w:t>
             </w:r>
           </w:p>
         </w:tc>
@@ -4561,7 +4561,7 @@
                 <w:color w:val="1C3A36"/>
                 <w:sz w:val="18"/>
               </w:rPr>
-              <w:t>8,559</w:t>
+              <w:t>7,686</w:t>
             </w:r>
           </w:p>
         </w:tc>
@@ -4579,7 +4579,7 @@
                 <w:color w:val="1C3A36"/>
                 <w:sz w:val="18"/>
               </w:rPr>
-              <w:t>50.72</w:t>
+              <w:t>45.54</w:t>
             </w:r>
           </w:p>
         </w:tc>
@@ -4616,7 +4616,7 @@
                 <w:color w:val="1C3A36"/>
                 <w:sz w:val="18"/>
               </w:rPr>
-              <w:t>10,561</w:t>
+              <w:t>9,672</w:t>
             </w:r>
           </w:p>
         </w:tc>
@@ -4634,7 +4634,7 @@
                 <w:color w:val="1C3A36"/>
                 <w:sz w:val="18"/>
               </w:rPr>
-              <w:t>62.58</w:t>
+              <w:t>57.31</w:t>
             </w:r>
           </w:p>
         </w:tc>
@@ -4675,7 +4675,7 @@
                 <w:color w:val="1C3A36"/>
                 <w:sz w:val="18"/>
               </w:rPr>
-              <w:t>81%</w:t>
+              <w:t>79%</w:t>
             </w:r>
           </w:p>
         </w:tc>
@@ -4896,7 +4896,7 @@
                 <w:color w:val="1C3A36"/>
                 <w:sz w:val="18"/>
               </w:rPr>
-              <w:t>13,551</w:t>
+              <w:t>12,663</w:t>
             </w:r>
           </w:p>
         </w:tc>
@@ -4914,7 +4914,7 @@
                 <w:color w:val="1C3A36"/>
                 <w:sz w:val="18"/>
               </w:rPr>
-              <w:t>80.30</w:t>
+              <w:t>75.04</w:t>
             </w:r>
           </w:p>
         </w:tc>
@@ -4955,7 +4955,7 @@
                 <w:color w:val="1C3A36"/>
                 <w:sz w:val="18"/>
               </w:rPr>
-              <w:t>63%</w:t>
+              <w:t>61%</w:t>
             </w:r>
           </w:p>
         </w:tc>
@@ -5127,7 +5127,7 @@
                 <w:color w:val="1C3A36"/>
                 <w:sz w:val="18"/>
               </w:rPr>
-              <w:t>6,183</w:t>
+              <w:t>5,295</w:t>
             </w:r>
           </w:p>
         </w:tc>
@@ -5145,7 +5145,7 @@
                 <w:color w:val="1C3A36"/>
                 <w:sz w:val="18"/>
               </w:rPr>
-              <w:t>36.64</w:t>
+              <w:t>31.37</w:t>
             </w:r>
           </w:p>
         </w:tc>
@@ -5186,7 +5186,7 @@
                 <w:color w:val="1C3A36"/>
                 <w:sz w:val="18"/>
               </w:rPr>
-              <w:t>9,154</w:t>
+              <w:t>8,033</w:t>
             </w:r>
           </w:p>
         </w:tc>
@@ -5206,7 +5206,7 @@
                 <w:color w:val="1C3A36"/>
                 <w:sz w:val="18"/>
               </w:rPr>
-              <w:t>54.24</w:t>
+              <w:t>47.60</w:t>
             </w:r>
           </w:p>
         </w:tc>
@@ -5228,7 +5228,7 @@
           <w:color w:val="6E7B77"/>
           <w:sz w:val="17"/>
         </w:rPr>
-        <w:t>Table 5 — the enterprise-to-equity bridge. The terminal share is shown on BOTH bases, as a line of the bridge rather than a footnote: it is 81% of the CORE operating value and 63% of the total, which also carries the associates and the assets held for sale. The pre-revenue active-ingredient company sits on its OWN line at carrying cost — it is not earnings, and it is not folded into a line that says it is. The non-controlling interest deducted is the post-deconsolidation figure; the audited 31 December 2025 minority of EGP 288.7 million belonged to the subsidiary that was deconsolidated in the first quarter, and section 7 records that the net debt above is the December balance while this deduction is the March one.</w:t>
+        <w:t>Table 5 — the enterprise-to-equity bridge. The terminal share is shown on BOTH bases, as a line of the bridge rather than a footnote: it is 79% of the CORE operating value and 61% of the total, which also carries the associates and the assets held for sale. The pre-revenue active-ingredient company sits on its OWN line at carrying cost — it is not earnings, and it is not folded into a line that says it is. The non-controlling interest deducted is the post-deconsolidation figure; the audited 31 December 2025 minority of EGP 288.7 million belonged to the subsidiary that was deconsolidated in the first quarter, and section 7 records that the net debt above is the December balance while this deduction is the March one.</w:t>
       </w:r>
     </w:p>
     <w:p>
@@ -5256,7 +5256,7 @@
           <w:color w:val="1C3A36"/>
           <w:sz w:val="21"/>
         </w:rPr>
-        <w:t>Book value attributable to shareholders was EGP 6,243 million at the year end, EGP 37.00 a share. Return on average equity was 24.6% in FY2024 and 26.5% in FY2025. The forecast path is 13.7% / 14.5% / 17.1% / 19.1% / 20.1% — it RISES through the window rather than settling, so the sustainable return used here is the mean of its last three years, 18.75%, read off that path rather than chosen. A business earning 18.8% on equity while its perpetual cost of equity is 16.90% is worth more than its book: the multiple that relationship justifies is (return less growth) over (cost of equity less growth), or 1.19 times book — EGP 43.91 a share.</w:t>
+        <w:t>Book value attributable to shareholders was EGP 6,243 million at the year end, EGP 37.00 a share. Return on average equity was 24.6% in FY2024 and 26.5% in FY2025. The forecast path is 13.7% / 14.5% / 17.1% / 19.1% / 20.1% — it RISES through the window rather than settling, so the sustainable return used here is the mean of its last three years, 18.75%, read off that path rather than chosen. A business earning 18.8% on equity while its perpetual cost of equity is 17.16% is worth more than its book: the multiple that relationship justifies is (return less growth) over (cost of equity less growth), or 1.16 times book — EGP 42.80 a share.</w:t>
       </w:r>
     </w:p>
     <w:p>
@@ -5425,7 +5425,7 @@
                 <w:color w:val="1C3A36"/>
                 <w:sz w:val="17"/>
               </w:rPr>
-              <w:t>6.33x</w:t>
+              <w:t>6.17x</w:t>
             </w:r>
           </w:p>
         </w:tc>
@@ -5443,7 +5443,7 @@
                 <w:color w:val="1C3A36"/>
                 <w:sz w:val="17"/>
               </w:rPr>
-              <w:t>34.55</w:t>
+              <w:t>33.67</w:t>
             </w:r>
           </w:p>
         </w:tc>
@@ -5571,7 +5571,7 @@
                 <w:color w:val="1C3A36"/>
                 <w:sz w:val="17"/>
               </w:rPr>
-              <w:t>6.47x</w:t>
+              <w:t>6.30x</w:t>
             </w:r>
           </w:p>
         </w:tc>
@@ -5589,7 +5589,7 @@
                 <w:color w:val="1C3A36"/>
                 <w:sz w:val="17"/>
               </w:rPr>
-              <w:t>55.25</w:t>
+              <w:t>53.85</w:t>
             </w:r>
           </w:p>
         </w:tc>
@@ -5607,7 +5607,7 @@
                 <w:color w:val="1C3A36"/>
                 <w:sz w:val="17"/>
               </w:rPr>
-              <w:t>a TRAILING multiple on TRAILING earnings. The midpoint of the only two disclosed observations, 26.7x and 16.0x — not a median of a peer set. Those companies face a cost of equity near 10%, not 16.9%</w:t>
+              <w:t>a TRAILING multiple on TRAILING earnings. The midpoint of the only two disclosed observations, 26.7x and 16.0x — not a median of a peer set. Those companies face a cost of equity near 10%, not 17.2%</w:t>
             </w:r>
           </w:p>
         </w:tc>
@@ -5648,7 +5648,7 @@
                 <w:color w:val="1C3A36"/>
                 <w:sz w:val="17"/>
               </w:rPr>
-              <w:t>6.46x</w:t>
+              <w:t>6.35x</w:t>
             </w:r>
           </w:p>
         </w:tc>
@@ -5668,7 +5668,7 @@
                 <w:color w:val="1C3A36"/>
                 <w:sz w:val="17"/>
               </w:rPr>
-              <w:t>48.65</w:t>
+              <w:t>47.89</w:t>
             </w:r>
           </w:p>
         </w:tc>
@@ -5792,7 +5792,7 @@
           <w:color w:val="1C3A36"/>
           <w:sz w:val="21"/>
         </w:rPr>
-        <w:t>FY2025 was the best operating year in the company's history: a 25.1% operating margin against 23.5% in FY2023 and 20.1% in FY2024. This lens deliberately gives part of that back. Applying the three-year average margin of 22.9% to FY2027 revenue, financing it at that year's cost of debt, taxing it at 23.5% and adding the normalised associate contribution gives EGP 8.97 a share of sustainable earnings. Capitalised at the PERPETUAL cost of equity of 16.90% less 7% growth, on the 63% payout that growth rate permits, that is EGP 56.78 a share. Using today's crisis-level cost of equity of 25.57% in a perpetuity would be a category error: a steady-state multiple takes a steady-state rate.</w:t>
+        <w:t>FY2025 was the best operating year in the company's history: a 25.1% operating margin against 23.5% in FY2023 and 20.1% in FY2024. This lens deliberately gives part of that back. Applying the three-year average margin of 22.9% to FY2027 revenue, financing it at that year's cost of debt, taxing it at 23.5% and adding the normalised associate contribution gives EGP 8.97 a share of sustainable earnings. Capitalised at the PERPETUAL cost of equity of 17.16% less 7% growth, on the 63% payout that growth rate permits, that is EGP 55.34 a share. Using today's crisis-level cost of equity of 25.92% in a perpetuity would be a category error: a steady-state multiple takes a steady-state rate.</w:t>
       </w:r>
     </w:p>
     <w:p>
@@ -5820,7 +5820,7 @@
           <w:color w:val="1C3A36"/>
           <w:sz w:val="21"/>
         </w:rPr>
-        <w:t>Four methods produce five readings, because the cash-flow method is run on both framings of the contested provision judgement. They run from EGP 37 to EGP 57. That spread is not a failure of the methods; it is the honest measure of how much the answer depends on which question you ask.</w:t>
+        <w:t>Four methods produce five readings, because the cash-flow method is run on both framings of the contested provision judgement. They run from EGP 31 to EGP 55. That spread is not a failure of the methods; it is the honest measure of how much the answer depends on which question you ask.</w:t>
       </w:r>
     </w:p>
     <w:p>
@@ -5834,7 +5834,7 @@
           <w:color w:val="1C3A36"/>
           <w:sz w:val="21"/>
         </w:rPr>
-        <w:t>There is no single weighted centre, and the absence is deliberate. The two provision frames are never averaged, and weighting both of them inside one number averages them. So the cash-flow weight of 50% is carried in full on ONE frame at a time, beside the three lenses that do not turn on the judgement at all — book value against sustainable return at 20%, relative multiples at 15%, and normalised earnings power at 15%. That gives EGP 36.64 a share on Frame A and EGP 54.24 on Frame B, against a market price of EGP 127.30. Which of the two a reader uses is a judgement about the debtor book, and it belongs to the reader.</w:t>
+        <w:t>There is no single weighted centre, and the absence is deliberate. The two provision frames are never averaged, and weighting both of them inside one number averages them. So the cash-flow weight of 50% is carried in full on ONE frame at a time, beside the three lenses that do not turn on the judgement at all — book value against sustainable return at 20%, relative multiples at 15%, and normalised earnings power at 15%. That gives EGP 31.37 a share on Frame A and EGP 47.60 on Frame B, against a market price of EGP 127.30. Which of the two a reader uses is a judgement about the debtor book, and it belongs to the reader.</w:t>
       </w:r>
     </w:p>
     <w:p>
@@ -7772,7 +7772,7 @@
           <w:color w:val="1C3A36"/>
           <w:sz w:val="21"/>
         </w:rPr>
-        <w:t>So the honest question is not what the plant is worth. It is how much it must sell. Solving the same model for the market price: an additional EGP 7,983 million of revenue by FY2030 at a 45% contribution margin closes the gap from EGP 36.64 to EGP 127.30. That is 30% of FY2030 revenue, or about USD 114 million a year — 1.14 times the USD 100 million the company says it invested in the plant.</w:t>
+        <w:t>So the honest question is not what the plant is worth. It is how much it must sell. Solving the same model for the market price: an additional EGP 9,322 million of revenue by FY2030 at a 45% contribution margin closes the gap from EGP 31.37 to EGP 127.30. That is 33% of FY2030 revenue, or about USD 133 million a year — 1.33 times the USD 100 million the company says it invested in the plant.</w:t>
       </w:r>
     </w:p>
     <w:p>
@@ -7786,7 +7786,7 @@
           <w:color w:val="1C3A36"/>
           <w:sz w:val="21"/>
         </w:rPr>
-        <w:t>Two things have to be published for that hurdle to be checkable, and they are. THE RAMP: the incremental revenue is not dropped into the final year. It is phased 0% / 10% / 30% / 60% / 100% of the FY2030 level across FY2026E to FY2030E. The same total placed entirely in the final year would be a materially LOWER and easier hurdle, so a reverse valuation that does not state its ramp cannot be audited. THE REINVESTMENT: the incremental revenue is charged capital expenditure at the same share of revenue as the existing business, and working capital on the same day ratios, so it meets the identical reinvestment discipline. Left uncharged — which is how the first cut of this model ran it — the hurdle prices out about USD 115 million a year instead of USD 114 million, which understates what the market is actually asking of the plant.</w:t>
+        <w:t>Two things have to be published for that hurdle to be checkable, and they are. THE RAMP: the incremental revenue is not dropped into the final year. It is phased 0% / 10% / 30% / 60% / 100% of the FY2030 level across FY2026E to FY2030E. The same total placed entirely in the final year would be a materially LOWER and easier hurdle, so a reverse valuation that does not state its ramp cannot be audited. THE REINVESTMENT: the incremental revenue is charged capital expenditure at the same share of revenue as the existing business, and working capital on the same day ratios, so it meets the identical reinvestment discipline. Left uncharged — which is how the first cut of this model ran it — the hurdle prices out about USD 115 million a year instead of USD 133 million, which understates what the market is actually asking of the plant.</w:t>
       </w:r>
     </w:p>
     <w:p>
@@ -7800,7 +7800,7 @@
           <w:color w:val="1C3A36"/>
           <w:sz w:val="21"/>
         </w:rPr>
-        <w:t>The same arithmetic read the other way is worth stating, because it is the plainest summary of what is at issue. At EGP 127.30 the market is paying EGP 90.66 a share — EGP 15,299 million, 71% of the entire share price — for a plant this study values at nothing, against a stated build cost of USD 100 million, about EGP 7,011 million. The market is not merely paying for the plant to work; it is paying roughly 2.2 times what the plant cost to build. That is the proposition, stated as a multiple of an observable outlay rather than as a valuation.</w:t>
+        <w:t>The same arithmetic read the other way is worth stating, because it is the plainest summary of what is at issue. At EGP 127.30 the market is paying EGP 95.93 a share — EGP 16,188 million, 75% of the entire share price — for a plant this study values at nothing, against a stated build cost of USD 100 million, about EGP 7,011 million. The market is not merely paying for the plant to work; it is paying roughly 2.3 times what the plant cost to build. That is the proposition, stated as a multiple of an observable outlay rather than as a valuation.</w:t>
       </w:r>
     </w:p>
     <w:tbl>
@@ -7849,7 +7849,7 @@
                 <w:color w:val="1C3A36"/>
                 <w:sz w:val="19"/>
               </w:rPr>
-              <w:t>It is observable. Roughly USD 114 million a year of biosimilar revenue by 2030 is a figure the company will eventually disclose, and a reader can check this study against it. An asset turn of 1.14 times on a specialist biologics facility is demanding but not absurd; whether it is achievable in Egypt, at Egyptian reimbursement prices, on a product set still moving through registration, is the question the market is answering yes to and this study is declining to answer either way.</w:t>
+              <w:t>It is observable. Roughly USD 133 million a year of biosimilar revenue by 2030 is a figure the company will eventually disclose, and a reader can check this study against it. An asset turn of 1.33 times on a specialist biologics facility is demanding but not absurd; whether it is achievable in Egypt, at Egyptian reimbursement prices, on a product set still moving through registration, is the question the market is answering yes to and this study is declining to answer either way.</w:t>
             </w:r>
           </w:p>
         </w:tc>
@@ -9023,7 +9023,7 @@
           <w:color w:val="1C3A36"/>
           <w:sz w:val="21"/>
         </w:rPr>
-        <w:t>The quoted ten-year Egyptian local-currency government yield is 23.00%. That yield is not riskless: it contains the sovereign's own default risk. Subtracting Egypt's sovereign credit-default-swap spread of 3.42% leaves a normalised risk-free rate of 19.58%. Adding beta times the TOTAL equity risk premium gives the cost of equity. Charging the raw 23.00% yield AND a country-loaded premium would give 28.99% and would count sovereign risk twice; that construction is not used here.</w:t>
+        <w:t>The quoted ten-year Egyptian local-currency government yield is 23.00%. That yield is not riskless: it contains the sovereign's own default risk. Subtracting Egypt's sovereign credit-default-swap spread of 3.42% leaves a normalised risk-free rate of 19.58%. Adding beta times the TOTAL equity risk premium gives the cost of equity. Charging the raw 23.00% yield AND a country-loaded premium would give 29.34% and would count sovereign risk twice; that construction is not used here.</w:t>
       </w:r>
     </w:p>
     <w:tbl>
@@ -9529,7 +9529,7 @@
                 <w:color w:val="1C3A36"/>
                 <w:sz w:val="16"/>
               </w:rPr>
-              <w:t>0.629</w:t>
+              <w:t>0.666</w:t>
             </w:r>
           </w:p>
         </w:tc>
@@ -9547,7 +9547,7 @@
                 <w:color w:val="1C3A36"/>
                 <w:sz w:val="16"/>
               </w:rPr>
-              <w:t>0.629</w:t>
+              <w:t>0.666</w:t>
             </w:r>
           </w:p>
         </w:tc>
@@ -9606,7 +9606,7 @@
                 <w:color w:val="1C3A36"/>
                 <w:sz w:val="16"/>
               </w:rPr>
-              <w:t>25.57%</w:t>
+              <w:t>25.92%</w:t>
             </w:r>
           </w:p>
         </w:tc>
@@ -9626,7 +9626,7 @@
                 <w:color w:val="1C3A36"/>
                 <w:sz w:val="16"/>
               </w:rPr>
-              <w:t>25.51%</w:t>
+              <w:t>26.01%</w:t>
             </w:r>
           </w:p>
         </w:tc>
@@ -9646,7 +9646,7 @@
                 <w:color w:val="1C3A36"/>
                 <w:sz w:val="16"/>
               </w:rPr>
-              <w:t>The two bases agree to 6 basis points</w:t>
+              <w:t>The two bases agree to 9 basis points</w:t>
             </w:r>
           </w:p>
         </w:tc>
@@ -10052,7 +10052,7 @@
                 <w:color w:val="1C3A36"/>
                 <w:sz w:val="16"/>
               </w:rPr>
-              <w:t>22.71%</w:t>
+              <w:t>22.97%</w:t>
             </w:r>
           </w:p>
         </w:tc>
@@ -10091,7 +10091,7 @@
                 <w:color w:val="1C3A36"/>
                 <w:sz w:val="16"/>
               </w:rPr>
-              <w:t>On gross debt: 22.31% — both published</w:t>
+              <w:t>On gross debt: 22.56% — both published</w:t>
             </w:r>
           </w:p>
         </w:tc>
@@ -10132,7 +10132,7 @@
                 <w:color w:val="1C3A36"/>
                 <w:sz w:val="16"/>
               </w:rPr>
-              <w:t>15.03%</w:t>
+              <w:t>15.22%</w:t>
             </w:r>
           </w:p>
         </w:tc>
@@ -10171,7 +10171,7 @@
                 <w:color w:val="1C3A36"/>
                 <w:sz w:val="16"/>
               </w:rPr>
-              <w:t>cost of equity 16.90%, cost of debt after tax 9.56%, DERIVED debt weight 25.5% on today's market values. The forecast balance sheet, once funded, carries 47.9% on book at FY2030E, which would give 13.38% — both are published and neither is 20%</w:t>
+              <w:t>cost of equity 17.16%, cost of debt after tax 9.56%, DERIVED debt weight 25.5% on today's market values. The forecast balance sheet, once funded, carries 47.9% on book at FY2030E, which would give 13.52% — both are published and neither is 20%</w:t>
             </w:r>
           </w:p>
         </w:tc>
@@ -10221,7 +10221,7 @@
           <w:color w:val="1C3A36"/>
           <w:sz w:val="21"/>
         </w:rPr>
-        <w:t>One arithmetic point that looks wrong and is not. The first-year discount rate of 22.71% sits close to the 23.00% quoted government yield. That is a consequence of the normalisation, not an error: the quoted yield contains default risk that this build strips out and re-charges inside the equity premium, where it belongs. Comparing a cost of capital built on a normalised risk-free rate to a raw quoted yield is comparing two different things.</w:t>
+        <w:t>One arithmetic point that looks wrong and is not. The first-year discount rate of 22.97% sits close to the 23.00% quoted government yield. That is a consequence of the normalisation, not an error: the quoted yield contains default risk that this build strips out and re-charges inside the equity premium, where it belongs. Comparing a cost of capital built on a normalised risk-free rate to a raw quoted yield is comparing two different things.</w:t>
       </w:r>
     </w:p>
     <w:p>
@@ -10394,7 +10394,7 @@
                 <w:color w:val="1C3A36"/>
                 <w:sz w:val="17"/>
               </w:rPr>
-              <w:t>36.64</w:t>
+              <w:t>31.37</w:t>
             </w:r>
           </w:p>
         </w:tc>
@@ -10449,7 +10449,7 @@
                 <w:color w:val="1C3A36"/>
                 <w:sz w:val="17"/>
               </w:rPr>
-              <w:t>27.77</w:t>
+              <w:t>23.14</w:t>
             </w:r>
           </w:p>
         </w:tc>
@@ -10504,7 +10504,7 @@
                 <w:color w:val="1C3A36"/>
                 <w:sz w:val="17"/>
               </w:rPr>
-              <w:t>52.23</w:t>
+              <w:t>45.84</w:t>
             </w:r>
           </w:p>
         </w:tc>
@@ -10559,7 +10559,7 @@
                 <w:color w:val="1C3A36"/>
                 <w:sz w:val="17"/>
               </w:rPr>
-              <w:t>37.34</w:t>
+              <w:t>32.02</w:t>
             </w:r>
           </w:p>
         </w:tc>
@@ -10816,6 +10816,24 @@
                 <w:color w:val="1C3A36"/>
                 <w:sz w:val="17"/>
               </w:rPr>
+              <w:t>31</w:t>
+            </w:r>
+          </w:p>
+        </w:tc>
+        <w:tc>
+          <w:tcPr>
+            <w:tcW w:type="dxa" w:w="1368"/>
+          </w:tcPr>
+          <w:p>
+            <w:pPr>
+              <w:spacing w:after="20"/>
+              <w:jc w:val="right"/>
+            </w:pPr>
+            <w:r>
+              <w:rPr>
+                <w:color w:val="1C3A36"/>
+                <w:sz w:val="17"/>
+              </w:rPr>
               <w:t>34</w:t>
             </w:r>
           </w:p>
@@ -10871,24 +10889,6 @@
                 <w:sz w:val="17"/>
               </w:rPr>
               <w:t>46</w:t>
-            </w:r>
-          </w:p>
-        </w:tc>
-        <w:tc>
-          <w:tcPr>
-            <w:tcW w:type="dxa" w:w="1368"/>
-          </w:tcPr>
-          <w:p>
-            <w:pPr>
-              <w:spacing w:after="20"/>
-              <w:jc w:val="right"/>
-            </w:pPr>
-            <w:r>
-              <w:rPr>
-                <w:color w:val="1C3A36"/>
-                <w:sz w:val="17"/>
-              </w:rPr>
-              <w:t>53</w:t>
             </w:r>
           </w:p>
         </w:tc>
@@ -10925,6 +10925,24 @@
                 <w:color w:val="1C3A36"/>
                 <w:sz w:val="17"/>
               </w:rPr>
+              <w:t>27</w:t>
+            </w:r>
+          </w:p>
+        </w:tc>
+        <w:tc>
+          <w:tcPr>
+            <w:tcW w:type="dxa" w:w="1368"/>
+          </w:tcPr>
+          <w:p>
+            <w:pPr>
+              <w:spacing w:after="20"/>
+              <w:jc w:val="right"/>
+            </w:pPr>
+            <w:r>
+              <w:rPr>
+                <w:color w:val="1C3A36"/>
+                <w:sz w:val="17"/>
+              </w:rPr>
               <w:t>29</w:t>
             </w:r>
           </w:p>
@@ -10943,7 +10961,7 @@
                 <w:color w:val="1C3A36"/>
                 <w:sz w:val="17"/>
               </w:rPr>
-              <w:t>32</w:t>
+              <w:t>31</w:t>
             </w:r>
           </w:p>
         </w:tc>
@@ -10961,7 +10979,7 @@
                 <w:color w:val="1C3A36"/>
                 <w:sz w:val="17"/>
               </w:rPr>
-              <w:t>35</w:t>
+              <w:t>34</w:t>
             </w:r>
           </w:p>
         </w:tc>
@@ -10979,25 +10997,7 @@
                 <w:color w:val="1C3A36"/>
                 <w:sz w:val="17"/>
               </w:rPr>
-              <w:t>39</w:t>
-            </w:r>
-          </w:p>
-        </w:tc>
-        <w:tc>
-          <w:tcPr>
-            <w:tcW w:type="dxa" w:w="1368"/>
-          </w:tcPr>
-          <w:p>
-            <w:pPr>
-              <w:spacing w:after="20"/>
-              <w:jc w:val="right"/>
-            </w:pPr>
-            <w:r>
-              <w:rPr>
-                <w:color w:val="1C3A36"/>
-                <w:sz w:val="17"/>
-              </w:rPr>
-              <w:t>44</w:t>
+              <w:t>38</w:t>
             </w:r>
           </w:p>
         </w:tc>
@@ -11034,7 +11034,7 @@
                 <w:color w:val="1C3A36"/>
                 <w:sz w:val="17"/>
               </w:rPr>
-              <w:t>25</w:t>
+              <w:t>23</w:t>
             </w:r>
           </w:p>
         </w:tc>
@@ -11052,7 +11052,7 @@
                 <w:color w:val="1C3A36"/>
                 <w:sz w:val="17"/>
               </w:rPr>
-              <w:t>27</w:t>
+              <w:t>24</w:t>
             </w:r>
           </w:p>
         </w:tc>
@@ -11070,7 +11070,7 @@
                 <w:color w:val="1C3A36"/>
                 <w:sz w:val="17"/>
               </w:rPr>
-              <w:t>30</w:t>
+              <w:t>26</w:t>
             </w:r>
           </w:p>
         </w:tc>
@@ -11088,7 +11088,7 @@
                 <w:color w:val="1C3A36"/>
                 <w:sz w:val="17"/>
               </w:rPr>
-              <w:t>33</w:t>
+              <w:t>29</w:t>
             </w:r>
           </w:p>
         </w:tc>
@@ -11106,7 +11106,7 @@
                 <w:color w:val="1C3A36"/>
                 <w:sz w:val="17"/>
               </w:rPr>
-              <w:t>37</w:t>
+              <w:t>31</w:t>
             </w:r>
           </w:p>
         </w:tc>
@@ -11143,6 +11143,24 @@
                 <w:color w:val="1C3A36"/>
                 <w:sz w:val="17"/>
               </w:rPr>
+              <w:t>19</w:t>
+            </w:r>
+          </w:p>
+        </w:tc>
+        <w:tc>
+          <w:tcPr>
+            <w:tcW w:type="dxa" w:w="1368"/>
+          </w:tcPr>
+          <w:p>
+            <w:pPr>
+              <w:spacing w:after="20"/>
+              <w:jc w:val="right"/>
+            </w:pPr>
+            <w:r>
+              <w:rPr>
+                <w:color w:val="1C3A36"/>
+                <w:sz w:val="17"/>
+              </w:rPr>
               <w:t>21</w:t>
             </w:r>
           </w:p>
@@ -11161,7 +11179,7 @@
                 <w:color w:val="1C3A36"/>
                 <w:sz w:val="17"/>
               </w:rPr>
-              <w:t>23</w:t>
+              <w:t>22</w:t>
             </w:r>
           </w:p>
         </w:tc>
@@ -11179,7 +11197,7 @@
                 <w:color w:val="1C3A36"/>
                 <w:sz w:val="17"/>
               </w:rPr>
-              <w:t>25</w:t>
+              <w:t>24</w:t>
             </w:r>
           </w:p>
         </w:tc>
@@ -11197,25 +11215,7 @@
                 <w:color w:val="1C3A36"/>
                 <w:sz w:val="17"/>
               </w:rPr>
-              <w:t>28</w:t>
-            </w:r>
-          </w:p>
-        </w:tc>
-        <w:tc>
-          <w:tcPr>
-            <w:tcW w:type="dxa" w:w="1368"/>
-          </w:tcPr>
-          <w:p>
-            <w:pPr>
-              <w:spacing w:after="20"/>
-              <w:jc w:val="right"/>
-            </w:pPr>
-            <w:r>
-              <w:rPr>
-                <w:color w:val="1C3A36"/>
-                <w:sz w:val="17"/>
-              </w:rPr>
-              <w:t>31</w:t>
+              <w:t>26</w:t>
             </w:r>
           </w:p>
         </w:tc>
@@ -11252,6 +11252,42 @@
                 <w:color w:val="1C3A36"/>
                 <w:sz w:val="17"/>
               </w:rPr>
+              <w:t>16</w:t>
+            </w:r>
+          </w:p>
+        </w:tc>
+        <w:tc>
+          <w:tcPr>
+            <w:tcW w:type="dxa" w:w="1368"/>
+          </w:tcPr>
+          <w:p>
+            <w:pPr>
+              <w:spacing w:after="20"/>
+              <w:jc w:val="right"/>
+            </w:pPr>
+            <w:r>
+              <w:rPr>
+                <w:color w:val="1C3A36"/>
+                <w:sz w:val="17"/>
+              </w:rPr>
+              <w:t>17</w:t>
+            </w:r>
+          </w:p>
+        </w:tc>
+        <w:tc>
+          <w:tcPr>
+            <w:tcW w:type="dxa" w:w="1368"/>
+          </w:tcPr>
+          <w:p>
+            <w:pPr>
+              <w:spacing w:after="20"/>
+              <w:jc w:val="right"/>
+            </w:pPr>
+            <w:r>
+              <w:rPr>
+                <w:color w:val="1C3A36"/>
+                <w:sz w:val="17"/>
+              </w:rPr>
               <w:t>18</w:t>
             </w:r>
           </w:p>
@@ -11270,7 +11306,7 @@
                 <w:color w:val="1C3A36"/>
                 <w:sz w:val="17"/>
               </w:rPr>
-              <w:t>19</w:t>
+              <w:t>20</w:t>
             </w:r>
           </w:p>
         </w:tc>
@@ -11289,42 +11325,6 @@
                 <w:sz w:val="17"/>
               </w:rPr>
               <w:t>21</w:t>
-            </w:r>
-          </w:p>
-        </w:tc>
-        <w:tc>
-          <w:tcPr>
-            <w:tcW w:type="dxa" w:w="1368"/>
-          </w:tcPr>
-          <w:p>
-            <w:pPr>
-              <w:spacing w:after="20"/>
-              <w:jc w:val="right"/>
-            </w:pPr>
-            <w:r>
-              <w:rPr>
-                <w:color w:val="1C3A36"/>
-                <w:sz w:val="17"/>
-              </w:rPr>
-              <w:t>23</w:t>
-            </w:r>
-          </w:p>
-        </w:tc>
-        <w:tc>
-          <w:tcPr>
-            <w:tcW w:type="dxa" w:w="1368"/>
-          </w:tcPr>
-          <w:p>
-            <w:pPr>
-              <w:spacing w:after="20"/>
-              <w:jc w:val="right"/>
-            </w:pPr>
-            <w:r>
-              <w:rPr>
-                <w:color w:val="1C3A36"/>
-                <w:sz w:val="17"/>
-              </w:rPr>
-              <w:t>26</w:t>
             </w:r>
           </w:p>
         </w:tc>
@@ -11346,7 +11346,7 @@
           <w:color w:val="6E7B77"/>
           <w:sz w:val="17"/>
         </w:rPr>
-        <w:t>Table 12 — the value per share across the cost of equity and terminal growth together. Every cell is a complete revaluation. The grid runs from EGP 18 to EGP 53 a share, and that FULL range is what is published — quoting only its upper part would delete the half of the study's own risk display that matters most.</w:t>
+        <w:t>Table 12 — the value per share across the cost of equity and terminal growth together. Every cell is a complete revaluation. The grid runs from EGP 16 to EGP 46 a share, and that FULL range is what is published — quoting only its upper part would delete the half of the study's own risk display that matters most.</w:t>
       </w:r>
     </w:p>
     <w:p>
@@ -11360,7 +11360,7 @@
           <w:color w:val="1C3A36"/>
           <w:sz w:val="21"/>
         </w:rPr>
-        <w:t>The crux is sensitised in real observable units rather than in percentage points. On the published ramp and with the incremental revenue charged the same reinvestment identity as the existing business, a quarter of the required revenue — EGP 1,996 million of FY2030 sales, or USD 28 million a year — is worth about EGP 22.67 a share.</w:t>
+        <w:t>The crux is sensitised in real observable units rather than in percentage points. On the published ramp and with the incremental revenue charged the same reinvestment identity as the existing business, a quarter of the required revenue — EGP 2,330 million of FY2030 sales, or USD 33 million a year — is worth about EGP 23.98 a share.</w:t>
       </w:r>
     </w:p>
     <w:p>
@@ -12775,7 +12775,7 @@
       <w:r>
         <w:drawing>
           <wp:inline xmlns:a="http://schemas.openxmlformats.org/drawingml/2006/main" xmlns:pic="http://schemas.openxmlformats.org/drawingml/2006/picture">
-            <wp:extent cx="6309360" cy="2641600"/>
+            <wp:extent cx="6309360" cy="2636520"/>
             <wp:docPr id="7" name="Picture 7"/>
             <wp:cNvGraphicFramePr>
               <a:graphicFrameLocks noChangeAspect="1"/>
@@ -12796,7 +12796,7 @@
                   <pic:spPr>
                     <a:xfrm>
                       <a:off x="0" y="0"/>
-                      <a:ext cx="6309360" cy="2641600"/>
+                      <a:ext cx="6309360" cy="2636520"/>
                     </a:xfrm>
                     <a:prstGeom prst="rect"/>
                   </pic:spPr>
@@ -13015,7 +13015,7 @@
                 <w:color w:val="1C3A36"/>
                 <w:sz w:val="16"/>
               </w:rPr>
-              <w:t>36.64</w:t>
+              <w:t>31.37</w:t>
             </w:r>
           </w:p>
         </w:tc>
@@ -13033,7 +13033,7 @@
                 <w:color w:val="1C3A36"/>
                 <w:sz w:val="16"/>
               </w:rPr>
-              <w:t>the terminal discount rate and the terminal growth rate — 81% of the value is in the terminal block</w:t>
+              <w:t>the terminal discount rate and the terminal growth rate — 79% of the value is in the terminal block</w:t>
             </w:r>
           </w:p>
         </w:tc>
@@ -13088,7 +13088,7 @@
                 <w:color w:val="1C3A36"/>
                 <w:sz w:val="16"/>
               </w:rPr>
-              <w:t>54.24</w:t>
+              <w:t>47.60</w:t>
             </w:r>
           </w:p>
         </w:tc>
@@ -13161,7 +13161,7 @@
                 <w:color w:val="1C3A36"/>
                 <w:sz w:val="16"/>
               </w:rPr>
-              <w:t>43.91</w:t>
+              <w:t>42.80</w:t>
             </w:r>
           </w:p>
         </w:tc>
@@ -13234,7 +13234,7 @@
                 <w:color w:val="1C3A36"/>
                 <w:sz w:val="16"/>
               </w:rPr>
-              <w:t>48.65</w:t>
+              <w:t>47.89</w:t>
             </w:r>
           </w:p>
         </w:tc>
@@ -13307,7 +13307,7 @@
                 <w:color w:val="1C3A36"/>
                 <w:sz w:val="16"/>
               </w:rPr>
-              <w:t>56.78</w:t>
+              <w:t>55.34</w:t>
             </w:r>
           </w:p>
         </w:tc>
@@ -13379,7 +13379,7 @@
           <w:color w:val="1C3A36"/>
           <w:sz w:val="21"/>
         </w:rPr>
-        <w:t>The readings disagree in an informative direction. The lowest is the cash-flow reading on the permanent-provision frame at EGP 36.64; the highest is the normalised-earnings lens at EGP 56.78. The cash-flow readings charge the new plant's full cost and credit it with nothing, so they sit low despite capturing five years of the volume and price growth the existing business is already delivering. The relative lens prices the company on what a 18.8% return and a 16.9% perpetual cost of equity can justify, which supports about 6.33 times forward earnings against the 14.90 times trailing the market pays. None of them is wrong. The gap between them is the value of growth, and the market is paying for more of it than any of them contains.</w:t>
+        <w:t>The readings disagree in an informative direction. The lowest is the cash-flow reading on the permanent-provision frame at EGP 31.37; the highest is the normalised-earnings lens at EGP 55.34. The cash-flow readings charge the new plant's full cost and credit it with nothing, so they sit low despite capturing five years of the volume and price growth the existing business is already delivering. The relative lens prices the company on what a 18.8% return and a 17.2% perpetual cost of equity can justify, which supports about 6.17 times forward earnings against the 14.90 times trailing the market pays. None of them is wrong. The gap between them is the value of growth, and the market is paying for more of it than any of them contains.</w:t>
       </w:r>
     </w:p>
     <w:p>
@@ -13514,7 +13514,7 @@
                 <w:color w:val="1C3A36"/>
                 <w:sz w:val="16"/>
               </w:rPr>
-              <w:t>the whole crux. Section 1.7 says roughly USD 114 million a year by 2030 is required to justify the market price; the first disclosure calibrates how plausible that is</w:t>
+              <w:t>the whole crux. Section 1.7 says roughly USD 133 million a year by 2030 is required to justify the market price; the first disclosure calibrates how plausible that is</w:t>
             </w:r>
           </w:p>
         </w:tc>
@@ -14017,7 +14017,7 @@
           <w:color w:val="1C3A36"/>
           <w:sz w:val="21"/>
         </w:rPr>
-        <w:t>the bands describe where the PRICE may go. The valuation describes what the BUSINESS appears to be worth. They are different questions and this study keeps them apart on purpose. BOTH fundamental centres — EGP 36.64 and EGP 54.24 — sit below the entire three-month band, and that is worth noticing rather than reconciling away.</w:t>
+        <w:t>the bands describe where the PRICE may go. The valuation describes what the BUSINESS appears to be worth. They are different questions and this study keeps them apart on purpose. BOTH fundamental centres — EGP 31.37 and EGP 47.60 — sit below the entire three-month band, and that is worth noticing rather than reconciling away.</w:t>
       </w:r>
     </w:p>
     <w:p>
@@ -14751,6 +14751,43 @@
         <w:tc>
           <w:tcPr>
             <w:tcW w:type="dxa" w:w="3888"/>
+          </w:tcPr>
+          <w:p>
+            <w:pPr>
+              <w:spacing w:after="20"/>
+            </w:pPr>
+            <w:r>
+              <w:rPr>
+                <w:color w:val="1C3A36"/>
+                <w:sz w:val="16"/>
+              </w:rPr>
+              <w:t>The terminal is fed the LAST forecast year’s cash flow, not a year already grown</w:t>
+            </w:r>
+          </w:p>
+        </w:tc>
+        <w:tc>
+          <w:tcPr>
+            <w:tcW w:type="dxa" w:w="6048"/>
+          </w:tcPr>
+          <w:p>
+            <w:pPr>
+              <w:spacing w:after="20"/>
+              <w:jc w:val="right"/>
+            </w:pPr>
+            <w:r>
+              <w:rPr>
+                <w:color w:val="1C3A36"/>
+                <w:sz w:val="16"/>
+              </w:rPr>
+              <w:t>the terminal formula grows the free cash flow one year itself and values the result at the end of the last forecast year, which is where the discount factor lands it. The profit, the depreciation and the working capital handed to it had already been grown once, so the terminal capitalised a flow a year further out than the factor it was discounted at. Correcting it lowers the terminal by -7.2% on Frame A and -7.0% on Frame B, and the value per share by -10.1% and -8.5% — the larger share effect is gearing, not a second change</w:t>
+            </w:r>
+          </w:p>
+        </w:tc>
+      </w:tr>
+      <w:tr>
+        <w:tc>
+          <w:tcPr>
+            <w:tcW w:type="dxa" w:w="3888"/>
             <w:shd w:val="clear" w:color="auto" w:fill="F6F1E6"/>
           </w:tcPr>
           <w:p>
@@ -14783,7 +14820,7 @@
                 <w:color w:val="1C3A36"/>
                 <w:sz w:val="16"/>
               </w:rPr>
-              <w:t>a single EGP 79.64 becomes a PAIR: EGP 36.64 on Frame A (-54%) and EGP 54.24 on Frame B (-32%)</w:t>
+              <w:t>a single EGP 79.64 becomes a PAIR: EGP 31.37 on Frame A (-61%) and EGP 47.60 on Frame B (-40%)</w:t>
             </w:r>
           </w:p>
         </w:tc>
@@ -15403,7 +15440,7 @@
                 <w:color w:val="1C3A36"/>
                 <w:sz w:val="16"/>
               </w:rPr>
-              <w:t>The beta composite contains the subject itself</w:t>
+              <w:t>The market index explains little of this share’s week-to-week movement</w:t>
             </w:r>
           </w:p>
         </w:tc>
@@ -15421,7 +15458,7 @@
                 <w:color w:val="1C3A36"/>
                 <w:sz w:val="16"/>
               </w:rPr>
-              <w:t>the 36-name equal-weighted local composite the beta is regressed against includes this company at about 2.8% weight, which biases the coefficient toward one. Removing it gives 0.565 rather than 0.629, which would RAISE the two centres by about EGP 28.40 and EGP 18.62 a share. The in-index coefficient is carried because it is the more conservative of the two and because it is what a real local index produces; both are published in the bibliography</w:t>
+              <w:t>the beta is regressed against the published index of the exchange the shares are listed on, and that index explains 14.3% of the weekly variation over 256 observations. The coefficient is 0.666 with a 90% range of 0.443 to 0.889, and that range is wide enough to matter to the valuation. A previous edition regressed against an equal-weighted basket of 36 local names, which fit better — 23.5% — and gave 0.629. That basket is not a market: it changes whenever a share is added to it and it shares members with the very set it is used to price, so it tracks any one of them more closely than a real index does. A better fit against the wrong yardstick is not a reason to use the wrong yardstick. Both figures and their statistics are published in the bibliography</w:t>
             </w:r>
           </w:p>
         </w:tc>
@@ -15439,7 +15476,7 @@
                 <w:color w:val="1C3A36"/>
                 <w:sz w:val="16"/>
               </w:rPr>
-              <w:t>a published local index that excludes the constituent under study</w:t>
+              <w:t>a longer price history, or a defensible set of listed peers whose own betas clear the same usability test</w:t>
             </w:r>
           </w:p>
         </w:tc>
@@ -15544,7 +15581,7 @@
           <w:color w:val="1C3A36"/>
           <w:sz w:val="21"/>
         </w:rPr>
-        <w:t>What would change the conclusion, stated in advance so it can be checked: if the company disclosed biosimilar revenue on a path toward USD 114 million a year, the cash-flow lenses would move to the market price and this study would be wrong to have flagged the gap. If the FY2026 depreciation charge came in near EGP 118 million rather than EGP 304 million, the plant is not in service and the whole timetable in this study shifts out a year.</w:t>
+        <w:t>What would change the conclusion, stated in advance so it can be checked: if the company disclosed biosimilar revenue on a path toward USD 133 million a year, the cash-flow lenses would move to the market price and this study would be wrong to have flagged the gap. If the FY2026 depreciation charge came in near EGP 118 million rather than EGP 304 million, the plant is not in service and the whole timetable in this study shifts out a year.</w:t>
       </w:r>
     </w:p>
     <w:p>
@@ -21315,6 +21352,2234 @@
     </w:p>
     <w:p>
       <w:pPr>
+        <w:spacing w:after="80" w:before="200"/>
+      </w:pPr>
+      <w:r>
+        <w:rPr>
+          <w:b/>
+          <w:i w:val="0"/>
+          <w:color w:val="1C3A36"/>
+          <w:sz w:val="24"/>
+        </w:rPr>
+        <w:t>A.4 The far forecast years as ranges, and the years that carry none</w:t>
+      </w:r>
+    </w:p>
+    <w:p>
+      <w:pPr>
+        <w:spacing w:after="120" w:before="0"/>
+      </w:pPr>
+      <w:r>
+        <w:rPr>
+          <w:b w:val="0"/>
+          <w:i w:val="0"/>
+          <w:color w:val="1C3A36"/>
+          <w:sz w:val="21"/>
+        </w:rPr>
+        <w:t>The method behind this forecast has been replayed on the company's own past — rebuilt year-end by year-end under the same mechanical rules, projected forward and scored against what the company later reported. That exercise measures how far out this method has been, and the far forecast years are published here as the RANGE that measurement supports rather than as points. It covers one, two and three years ahead, so the third forecast year carries a measured range and the fourth and fifth carry NONE. No range is invented for them: an invented one would corrupt the very error it is scored against.</w:t>
+      </w:r>
+    </w:p>
+    <w:tbl>
+      <w:tblPr>
+        <w:tblW w:type="auto" w:w="0"/>
+        <w:jc w:val="center"/>
+        <w:tblLook w:firstColumn="1" w:firstRow="1" w:lastColumn="0" w:lastRow="0" w:noHBand="0" w:noVBand="1" w:val="04A0"/>
+        <w:tblLayout w:type="fixed"/>
+        <w:tblCellMar>
+          <w:top w:w="40" w:type="dxa"/>
+          <w:left w:w="90" w:type="dxa"/>
+          <w:bottom w:w="40" w:type="dxa"/>
+          <w:right w:w="90" w:type="dxa"/>
+        </w:tblCellMar>
+        <w:tblBorders>
+          <w:top w:val="single" w:sz="4" w:space="0" w:color="C9D4D1"/>
+          <w:left w:val="single" w:sz="4" w:space="0" w:color="C9D4D1"/>
+          <w:bottom w:val="single" w:sz="4" w:space="0" w:color="C9D4D1"/>
+          <w:right w:val="single" w:sz="4" w:space="0" w:color="C9D4D1"/>
+          <w:insideH w:val="single" w:sz="4" w:space="0" w:color="C9D4D1"/>
+          <w:insideV w:val="single" w:sz="4" w:space="0" w:color="C9D4D1"/>
+        </w:tblBorders>
+        <w:tblLayout w:type="fixed"/>
+      </w:tblPr>
+      <w:tblGrid>
+        <w:gridCol w:w="3312"/>
+        <w:gridCol w:w="1469"/>
+        <w:gridCol w:w="1469"/>
+        <w:gridCol w:w="1469"/>
+        <w:gridCol w:w="1354"/>
+        <w:gridCol w:w="1008"/>
+      </w:tblGrid>
+      <w:tr>
+        <w:tc>
+          <w:tcPr>
+            <w:tcW w:type="dxa" w:w="3312"/>
+            <w:shd w:val="clear" w:color="auto" w:fill="EAF0EE"/>
+          </w:tcPr>
+          <w:p>
+            <w:pPr>
+              <w:spacing w:after="20"/>
+            </w:pPr>
+            <w:r>
+              <w:rPr>
+                <w:b/>
+                <w:color w:val="1C3A36"/>
+                <w:sz w:val="15"/>
+              </w:rPr>
+              <w:t>EGP million</w:t>
+            </w:r>
+          </w:p>
+        </w:tc>
+        <w:tc>
+          <w:tcPr>
+            <w:tcW w:type="dxa" w:w="1469"/>
+            <w:shd w:val="clear" w:color="auto" w:fill="EAF0EE"/>
+          </w:tcPr>
+          <w:p>
+            <w:pPr>
+              <w:spacing w:after="20"/>
+            </w:pPr>
+            <w:r>
+              <w:rPr>
+                <w:b/>
+                <w:color w:val="1C3A36"/>
+                <w:sz w:val="15"/>
+              </w:rPr>
+              <w:t>2028E</w:t>
+            </w:r>
+          </w:p>
+        </w:tc>
+        <w:tc>
+          <w:tcPr>
+            <w:tcW w:type="dxa" w:w="1469"/>
+            <w:shd w:val="clear" w:color="auto" w:fill="EAF0EE"/>
+          </w:tcPr>
+          <w:p>
+            <w:pPr>
+              <w:spacing w:after="20"/>
+            </w:pPr>
+            <w:r>
+              <w:rPr>
+                <w:b/>
+                <w:color w:val="1C3A36"/>
+                <w:sz w:val="15"/>
+              </w:rPr>
+              <w:t>2029E</w:t>
+            </w:r>
+          </w:p>
+        </w:tc>
+        <w:tc>
+          <w:tcPr>
+            <w:tcW w:type="dxa" w:w="1469"/>
+            <w:shd w:val="clear" w:color="auto" w:fill="EAF0EE"/>
+          </w:tcPr>
+          <w:p>
+            <w:pPr>
+              <w:spacing w:after="20"/>
+            </w:pPr>
+            <w:r>
+              <w:rPr>
+                <w:b/>
+                <w:color w:val="1C3A36"/>
+                <w:sz w:val="15"/>
+              </w:rPr>
+              <w:t>2030E</w:t>
+            </w:r>
+          </w:p>
+        </w:tc>
+        <w:tc>
+          <w:tcPr>
+            <w:tcW w:type="dxa" w:w="1354"/>
+            <w:shd w:val="clear" w:color="auto" w:fill="EAF0EE"/>
+          </w:tcPr>
+          <w:p>
+            <w:pPr>
+              <w:spacing w:after="20"/>
+            </w:pPr>
+            <w:r>
+              <w:rPr>
+                <w:b/>
+                <w:color w:val="1C3A36"/>
+                <w:sz w:val="15"/>
+              </w:rPr>
+              <w:t>Basis of the range</w:t>
+            </w:r>
+          </w:p>
+        </w:tc>
+        <w:tc>
+          <w:tcPr>
+            <w:tcW w:type="dxa" w:w="1008"/>
+            <w:shd w:val="clear" w:color="auto" w:fill="EAF0EE"/>
+          </w:tcPr>
+          <w:p>
+            <w:pPr>
+              <w:spacing w:after="20"/>
+            </w:pPr>
+            <w:r>
+              <w:rPr>
+                <w:b/>
+                <w:color w:val="1C3A36"/>
+                <w:sz w:val="15"/>
+              </w:rPr>
+              <w:t>Readings behind it</w:t>
+            </w:r>
+          </w:p>
+        </w:tc>
+      </w:tr>
+      <w:tr>
+        <w:tc>
+          <w:tcPr>
+            <w:tcW w:type="dxa" w:w="3312"/>
+            <w:shd w:val="clear" w:color="auto" w:fill="F6F1E6"/>
+          </w:tcPr>
+          <w:p>
+            <w:pPr>
+              <w:spacing w:after="20"/>
+            </w:pPr>
+            <w:r>
+              <w:rPr>
+                <w:b/>
+                <w:color w:val="1C3A36"/>
+                <w:sz w:val="15"/>
+              </w:rPr>
+              <w:t>Revenue — as published</w:t>
+            </w:r>
+          </w:p>
+        </w:tc>
+        <w:tc>
+          <w:tcPr>
+            <w:tcW w:type="dxa" w:w="1469"/>
+            <w:shd w:val="clear" w:color="auto" w:fill="F6F1E6"/>
+          </w:tcPr>
+          <w:p>
+            <w:pPr>
+              <w:spacing w:after="20"/>
+              <w:jc w:val="right"/>
+            </w:pPr>
+            <w:r>
+              <w:rPr>
+                <w:b/>
+                <w:color w:val="1C3A36"/>
+                <w:sz w:val="15"/>
+              </w:rPr>
+              <w:t>14,621</w:t>
+            </w:r>
+          </w:p>
+        </w:tc>
+        <w:tc>
+          <w:tcPr>
+            <w:tcW w:type="dxa" w:w="1469"/>
+            <w:shd w:val="clear" w:color="auto" w:fill="F6F1E6"/>
+          </w:tcPr>
+          <w:p>
+            <w:pPr>
+              <w:spacing w:after="20"/>
+              <w:jc w:val="right"/>
+            </w:pPr>
+            <w:r>
+              <w:rPr>
+                <w:b/>
+                <w:color w:val="1C3A36"/>
+                <w:sz w:val="15"/>
+              </w:rPr>
+              <w:t>16,637</w:t>
+            </w:r>
+          </w:p>
+        </w:tc>
+        <w:tc>
+          <w:tcPr>
+            <w:tcW w:type="dxa" w:w="1469"/>
+            <w:shd w:val="clear" w:color="auto" w:fill="F6F1E6"/>
+          </w:tcPr>
+          <w:p>
+            <w:pPr>
+              <w:spacing w:after="20"/>
+              <w:jc w:val="right"/>
+            </w:pPr>
+            <w:r>
+              <w:rPr>
+                <w:b/>
+                <w:color w:val="1C3A36"/>
+                <w:sz w:val="15"/>
+              </w:rPr>
+              <w:t>18,608</w:t>
+            </w:r>
+          </w:p>
+        </w:tc>
+        <w:tc>
+          <w:tcPr>
+            <w:tcW w:type="dxa" w:w="1354"/>
+            <w:shd w:val="clear" w:color="auto" w:fill="F6F1E6"/>
+          </w:tcPr>
+          <w:p>
+            <w:pPr>
+              <w:spacing w:after="20"/>
+              <w:jc w:val="right"/>
+            </w:pPr>
+            <w:r>
+              <w:rPr>
+                <w:b/>
+                <w:color w:val="1C3A36"/>
+                <w:sz w:val="15"/>
+              </w:rPr>
+              <w:t>—</w:t>
+            </w:r>
+          </w:p>
+        </w:tc>
+        <w:tc>
+          <w:tcPr>
+            <w:tcW w:type="dxa" w:w="1008"/>
+            <w:shd w:val="clear" w:color="auto" w:fill="F6F1E6"/>
+          </w:tcPr>
+          <w:p>
+            <w:pPr>
+              <w:spacing w:after="20"/>
+              <w:jc w:val="right"/>
+            </w:pPr>
+            <w:r>
+              <w:rPr>
+                <w:b/>
+                <w:color w:val="1C3A36"/>
+                <w:sz w:val="15"/>
+              </w:rPr>
+              <w:t>—</w:t>
+            </w:r>
+          </w:p>
+        </w:tc>
+      </w:tr>
+      <w:tr>
+        <w:tc>
+          <w:tcPr>
+            <w:tcW w:type="dxa" w:w="3312"/>
+          </w:tcPr>
+          <w:p>
+            <w:pPr>
+              <w:spacing w:after="20"/>
+            </w:pPr>
+            <w:r>
+              <w:rPr>
+                <w:color w:val="1C3A36"/>
+                <w:sz w:val="15"/>
+              </w:rPr>
+              <w:t>Revenue — low of the range</w:t>
+            </w:r>
+          </w:p>
+        </w:tc>
+        <w:tc>
+          <w:tcPr>
+            <w:tcW w:type="dxa" w:w="1469"/>
+          </w:tcPr>
+          <w:p>
+            <w:pPr>
+              <w:spacing w:after="20"/>
+              <w:jc w:val="right"/>
+            </w:pPr>
+            <w:r>
+              <w:rPr>
+                <w:color w:val="1C3A36"/>
+                <w:sz w:val="15"/>
+              </w:rPr>
+              <w:t>25,318</w:t>
+            </w:r>
+          </w:p>
+        </w:tc>
+        <w:tc>
+          <w:tcPr>
+            <w:tcW w:type="dxa" w:w="1469"/>
+          </w:tcPr>
+          <w:p>
+            <w:pPr>
+              <w:spacing w:after="20"/>
+              <w:jc w:val="right"/>
+            </w:pPr>
+            <w:r>
+              <w:rPr>
+                <w:color w:val="1C3A36"/>
+                <w:sz w:val="15"/>
+              </w:rPr>
+              <w:t>no measured range</w:t>
+            </w:r>
+          </w:p>
+        </w:tc>
+        <w:tc>
+          <w:tcPr>
+            <w:tcW w:type="dxa" w:w="1469"/>
+          </w:tcPr>
+          <w:p>
+            <w:pPr>
+              <w:spacing w:after="20"/>
+              <w:jc w:val="right"/>
+            </w:pPr>
+            <w:r>
+              <w:rPr>
+                <w:color w:val="1C3A36"/>
+                <w:sz w:val="15"/>
+              </w:rPr>
+              <w:t>no measured range</w:t>
+            </w:r>
+          </w:p>
+        </w:tc>
+        <w:tc>
+          <w:tcPr>
+            <w:tcW w:type="dxa" w:w="1354"/>
+          </w:tcPr>
+          <w:p>
+            <w:pPr>
+              <w:spacing w:after="20"/>
+              <w:jc w:val="right"/>
+            </w:pPr>
+            <w:r>
+              <w:rPr>
+                <w:color w:val="1C3A36"/>
+                <w:sz w:val="15"/>
+              </w:rPr>
+              <w:t>span</w:t>
+            </w:r>
+          </w:p>
+        </w:tc>
+        <w:tc>
+          <w:tcPr>
+            <w:tcW w:type="dxa" w:w="1008"/>
+          </w:tcPr>
+          <w:p>
+            <w:pPr>
+              <w:spacing w:after="20"/>
+              <w:jc w:val="right"/>
+            </w:pPr>
+            <w:r>
+              <w:rPr>
+                <w:color w:val="1C3A36"/>
+                <w:sz w:val="15"/>
+              </w:rPr>
+              <w:t>3</w:t>
+            </w:r>
+          </w:p>
+        </w:tc>
+      </w:tr>
+      <w:tr>
+        <w:tc>
+          <w:tcPr>
+            <w:tcW w:type="dxa" w:w="3312"/>
+          </w:tcPr>
+          <w:p>
+            <w:pPr>
+              <w:spacing w:after="20"/>
+            </w:pPr>
+            <w:r>
+              <w:rPr>
+                <w:color w:val="1C3A36"/>
+                <w:sz w:val="15"/>
+              </w:rPr>
+              <w:t>Revenue — high of the range</w:t>
+            </w:r>
+          </w:p>
+        </w:tc>
+        <w:tc>
+          <w:tcPr>
+            <w:tcW w:type="dxa" w:w="1469"/>
+          </w:tcPr>
+          <w:p>
+            <w:pPr>
+              <w:spacing w:after="20"/>
+              <w:jc w:val="right"/>
+            </w:pPr>
+            <w:r>
+              <w:rPr>
+                <w:color w:val="1C3A36"/>
+                <w:sz w:val="15"/>
+              </w:rPr>
+              <w:t>29,586</w:t>
+            </w:r>
+          </w:p>
+        </w:tc>
+        <w:tc>
+          <w:tcPr>
+            <w:tcW w:type="dxa" w:w="1469"/>
+          </w:tcPr>
+          <w:p>
+            <w:pPr>
+              <w:spacing w:after="20"/>
+              <w:jc w:val="right"/>
+            </w:pPr>
+            <w:r>
+              <w:rPr>
+                <w:color w:val="1C3A36"/>
+                <w:sz w:val="15"/>
+              </w:rPr>
+              <w:t>no measured range</w:t>
+            </w:r>
+          </w:p>
+        </w:tc>
+        <w:tc>
+          <w:tcPr>
+            <w:tcW w:type="dxa" w:w="1469"/>
+          </w:tcPr>
+          <w:p>
+            <w:pPr>
+              <w:spacing w:after="20"/>
+              <w:jc w:val="right"/>
+            </w:pPr>
+            <w:r>
+              <w:rPr>
+                <w:color w:val="1C3A36"/>
+                <w:sz w:val="15"/>
+              </w:rPr>
+              <w:t>no measured range</w:t>
+            </w:r>
+          </w:p>
+        </w:tc>
+        <w:tc>
+          <w:tcPr>
+            <w:tcW w:type="dxa" w:w="1354"/>
+          </w:tcPr>
+          <w:p>
+            <w:pPr>
+              <w:spacing w:after="20"/>
+              <w:jc w:val="right"/>
+            </w:pPr>
+            <w:r>
+              <w:rPr>
+                <w:color w:val="1C3A36"/>
+                <w:sz w:val="15"/>
+              </w:rPr>
+              <w:t>span</w:t>
+            </w:r>
+          </w:p>
+        </w:tc>
+        <w:tc>
+          <w:tcPr>
+            <w:tcW w:type="dxa" w:w="1008"/>
+          </w:tcPr>
+          <w:p>
+            <w:pPr>
+              <w:spacing w:after="20"/>
+              <w:jc w:val="right"/>
+            </w:pPr>
+            <w:r>
+              <w:rPr>
+                <w:color w:val="1C3A36"/>
+                <w:sz w:val="15"/>
+              </w:rPr>
+              <w:t>3</w:t>
+            </w:r>
+          </w:p>
+        </w:tc>
+      </w:tr>
+      <w:tr>
+        <w:tc>
+          <w:tcPr>
+            <w:tcW w:type="dxa" w:w="3312"/>
+            <w:shd w:val="clear" w:color="auto" w:fill="F6F1E6"/>
+          </w:tcPr>
+          <w:p>
+            <w:pPr>
+              <w:spacing w:after="20"/>
+            </w:pPr>
+            <w:r>
+              <w:rPr>
+                <w:b/>
+                <w:color w:val="1C3A36"/>
+                <w:sz w:val="15"/>
+              </w:rPr>
+              <w:t>Cost of sales — as published</w:t>
+            </w:r>
+          </w:p>
+        </w:tc>
+        <w:tc>
+          <w:tcPr>
+            <w:tcW w:type="dxa" w:w="1469"/>
+            <w:shd w:val="clear" w:color="auto" w:fill="F6F1E6"/>
+          </w:tcPr>
+          <w:p>
+            <w:pPr>
+              <w:spacing w:after="20"/>
+              <w:jc w:val="right"/>
+            </w:pPr>
+            <w:r>
+              <w:rPr>
+                <w:b/>
+                <w:color w:val="1C3A36"/>
+                <w:sz w:val="15"/>
+              </w:rPr>
+              <w:t>9,231</w:t>
+            </w:r>
+          </w:p>
+        </w:tc>
+        <w:tc>
+          <w:tcPr>
+            <w:tcW w:type="dxa" w:w="1469"/>
+            <w:shd w:val="clear" w:color="auto" w:fill="F6F1E6"/>
+          </w:tcPr>
+          <w:p>
+            <w:pPr>
+              <w:spacing w:after="20"/>
+              <w:jc w:val="right"/>
+            </w:pPr>
+            <w:r>
+              <w:rPr>
+                <w:b/>
+                <w:color w:val="1C3A36"/>
+                <w:sz w:val="15"/>
+              </w:rPr>
+              <w:t>10,522</w:t>
+            </w:r>
+          </w:p>
+        </w:tc>
+        <w:tc>
+          <w:tcPr>
+            <w:tcW w:type="dxa" w:w="1469"/>
+            <w:shd w:val="clear" w:color="auto" w:fill="F6F1E6"/>
+          </w:tcPr>
+          <w:p>
+            <w:pPr>
+              <w:spacing w:after="20"/>
+              <w:jc w:val="right"/>
+            </w:pPr>
+            <w:r>
+              <w:rPr>
+                <w:b/>
+                <w:color w:val="1C3A36"/>
+                <w:sz w:val="15"/>
+              </w:rPr>
+              <w:t>11,823</w:t>
+            </w:r>
+          </w:p>
+        </w:tc>
+        <w:tc>
+          <w:tcPr>
+            <w:tcW w:type="dxa" w:w="1354"/>
+            <w:shd w:val="clear" w:color="auto" w:fill="F6F1E6"/>
+          </w:tcPr>
+          <w:p>
+            <w:pPr>
+              <w:spacing w:after="20"/>
+              <w:jc w:val="right"/>
+            </w:pPr>
+            <w:r>
+              <w:rPr>
+                <w:b/>
+                <w:color w:val="1C3A36"/>
+                <w:sz w:val="15"/>
+              </w:rPr>
+              <w:t>—</w:t>
+            </w:r>
+          </w:p>
+        </w:tc>
+        <w:tc>
+          <w:tcPr>
+            <w:tcW w:type="dxa" w:w="1008"/>
+            <w:shd w:val="clear" w:color="auto" w:fill="F6F1E6"/>
+          </w:tcPr>
+          <w:p>
+            <w:pPr>
+              <w:spacing w:after="20"/>
+              <w:jc w:val="right"/>
+            </w:pPr>
+            <w:r>
+              <w:rPr>
+                <w:b/>
+                <w:color w:val="1C3A36"/>
+                <w:sz w:val="15"/>
+              </w:rPr>
+              <w:t>—</w:t>
+            </w:r>
+          </w:p>
+        </w:tc>
+      </w:tr>
+      <w:tr>
+        <w:tc>
+          <w:tcPr>
+            <w:tcW w:type="dxa" w:w="3312"/>
+          </w:tcPr>
+          <w:p>
+            <w:pPr>
+              <w:spacing w:after="20"/>
+            </w:pPr>
+            <w:r>
+              <w:rPr>
+                <w:color w:val="1C3A36"/>
+                <w:sz w:val="15"/>
+              </w:rPr>
+              <w:t>Cost of sales — low of the range</w:t>
+            </w:r>
+          </w:p>
+        </w:tc>
+        <w:tc>
+          <w:tcPr>
+            <w:tcW w:type="dxa" w:w="1469"/>
+          </w:tcPr>
+          <w:p>
+            <w:pPr>
+              <w:spacing w:after="20"/>
+              <w:jc w:val="right"/>
+            </w:pPr>
+            <w:r>
+              <w:rPr>
+                <w:color w:val="1C3A36"/>
+                <w:sz w:val="15"/>
+              </w:rPr>
+              <w:t>15,199</w:t>
+            </w:r>
+          </w:p>
+        </w:tc>
+        <w:tc>
+          <w:tcPr>
+            <w:tcW w:type="dxa" w:w="1469"/>
+          </w:tcPr>
+          <w:p>
+            <w:pPr>
+              <w:spacing w:after="20"/>
+              <w:jc w:val="right"/>
+            </w:pPr>
+            <w:r>
+              <w:rPr>
+                <w:color w:val="1C3A36"/>
+                <w:sz w:val="15"/>
+              </w:rPr>
+              <w:t>no measured range</w:t>
+            </w:r>
+          </w:p>
+        </w:tc>
+        <w:tc>
+          <w:tcPr>
+            <w:tcW w:type="dxa" w:w="1469"/>
+          </w:tcPr>
+          <w:p>
+            <w:pPr>
+              <w:spacing w:after="20"/>
+              <w:jc w:val="right"/>
+            </w:pPr>
+            <w:r>
+              <w:rPr>
+                <w:color w:val="1C3A36"/>
+                <w:sz w:val="15"/>
+              </w:rPr>
+              <w:t>no measured range</w:t>
+            </w:r>
+          </w:p>
+        </w:tc>
+        <w:tc>
+          <w:tcPr>
+            <w:tcW w:type="dxa" w:w="1354"/>
+          </w:tcPr>
+          <w:p>
+            <w:pPr>
+              <w:spacing w:after="20"/>
+              <w:jc w:val="right"/>
+            </w:pPr>
+            <w:r>
+              <w:rPr>
+                <w:color w:val="1C3A36"/>
+                <w:sz w:val="15"/>
+              </w:rPr>
+              <w:t>span</w:t>
+            </w:r>
+          </w:p>
+        </w:tc>
+        <w:tc>
+          <w:tcPr>
+            <w:tcW w:type="dxa" w:w="1008"/>
+          </w:tcPr>
+          <w:p>
+            <w:pPr>
+              <w:spacing w:after="20"/>
+              <w:jc w:val="right"/>
+            </w:pPr>
+            <w:r>
+              <w:rPr>
+                <w:color w:val="1C3A36"/>
+                <w:sz w:val="15"/>
+              </w:rPr>
+              <w:t>3</w:t>
+            </w:r>
+          </w:p>
+        </w:tc>
+      </w:tr>
+      <w:tr>
+        <w:tc>
+          <w:tcPr>
+            <w:tcW w:type="dxa" w:w="3312"/>
+          </w:tcPr>
+          <w:p>
+            <w:pPr>
+              <w:spacing w:after="20"/>
+            </w:pPr>
+            <w:r>
+              <w:rPr>
+                <w:color w:val="1C3A36"/>
+                <w:sz w:val="15"/>
+              </w:rPr>
+              <w:t>Cost of sales — high of the range</w:t>
+            </w:r>
+          </w:p>
+        </w:tc>
+        <w:tc>
+          <w:tcPr>
+            <w:tcW w:type="dxa" w:w="1469"/>
+          </w:tcPr>
+          <w:p>
+            <w:pPr>
+              <w:spacing w:after="20"/>
+              <w:jc w:val="right"/>
+            </w:pPr>
+            <w:r>
+              <w:rPr>
+                <w:color w:val="1C3A36"/>
+                <w:sz w:val="15"/>
+              </w:rPr>
+              <w:t>17,973</w:t>
+            </w:r>
+          </w:p>
+        </w:tc>
+        <w:tc>
+          <w:tcPr>
+            <w:tcW w:type="dxa" w:w="1469"/>
+          </w:tcPr>
+          <w:p>
+            <w:pPr>
+              <w:spacing w:after="20"/>
+              <w:jc w:val="right"/>
+            </w:pPr>
+            <w:r>
+              <w:rPr>
+                <w:color w:val="1C3A36"/>
+                <w:sz w:val="15"/>
+              </w:rPr>
+              <w:t>no measured range</w:t>
+            </w:r>
+          </w:p>
+        </w:tc>
+        <w:tc>
+          <w:tcPr>
+            <w:tcW w:type="dxa" w:w="1469"/>
+          </w:tcPr>
+          <w:p>
+            <w:pPr>
+              <w:spacing w:after="20"/>
+              <w:jc w:val="right"/>
+            </w:pPr>
+            <w:r>
+              <w:rPr>
+                <w:color w:val="1C3A36"/>
+                <w:sz w:val="15"/>
+              </w:rPr>
+              <w:t>no measured range</w:t>
+            </w:r>
+          </w:p>
+        </w:tc>
+        <w:tc>
+          <w:tcPr>
+            <w:tcW w:type="dxa" w:w="1354"/>
+          </w:tcPr>
+          <w:p>
+            <w:pPr>
+              <w:spacing w:after="20"/>
+              <w:jc w:val="right"/>
+            </w:pPr>
+            <w:r>
+              <w:rPr>
+                <w:color w:val="1C3A36"/>
+                <w:sz w:val="15"/>
+              </w:rPr>
+              <w:t>span</w:t>
+            </w:r>
+          </w:p>
+        </w:tc>
+        <w:tc>
+          <w:tcPr>
+            <w:tcW w:type="dxa" w:w="1008"/>
+          </w:tcPr>
+          <w:p>
+            <w:pPr>
+              <w:spacing w:after="20"/>
+              <w:jc w:val="right"/>
+            </w:pPr>
+            <w:r>
+              <w:rPr>
+                <w:color w:val="1C3A36"/>
+                <w:sz w:val="15"/>
+              </w:rPr>
+              <w:t>3</w:t>
+            </w:r>
+          </w:p>
+        </w:tc>
+      </w:tr>
+      <w:tr>
+        <w:tc>
+          <w:tcPr>
+            <w:tcW w:type="dxa" w:w="3312"/>
+            <w:shd w:val="clear" w:color="auto" w:fill="F6F1E6"/>
+          </w:tcPr>
+          <w:p>
+            <w:pPr>
+              <w:spacing w:after="20"/>
+            </w:pPr>
+            <w:r>
+              <w:rPr>
+                <w:b/>
+                <w:color w:val="1C3A36"/>
+                <w:sz w:val="15"/>
+              </w:rPr>
+              <w:t>Gross profit — as published</w:t>
+            </w:r>
+          </w:p>
+        </w:tc>
+        <w:tc>
+          <w:tcPr>
+            <w:tcW w:type="dxa" w:w="1469"/>
+            <w:shd w:val="clear" w:color="auto" w:fill="F6F1E6"/>
+          </w:tcPr>
+          <w:p>
+            <w:pPr>
+              <w:spacing w:after="20"/>
+              <w:jc w:val="right"/>
+            </w:pPr>
+            <w:r>
+              <w:rPr>
+                <w:b/>
+                <w:color w:val="1C3A36"/>
+                <w:sz w:val="15"/>
+              </w:rPr>
+              <w:t>5,390</w:t>
+            </w:r>
+          </w:p>
+        </w:tc>
+        <w:tc>
+          <w:tcPr>
+            <w:tcW w:type="dxa" w:w="1469"/>
+            <w:shd w:val="clear" w:color="auto" w:fill="F6F1E6"/>
+          </w:tcPr>
+          <w:p>
+            <w:pPr>
+              <w:spacing w:after="20"/>
+              <w:jc w:val="right"/>
+            </w:pPr>
+            <w:r>
+              <w:rPr>
+                <w:b/>
+                <w:color w:val="1C3A36"/>
+                <w:sz w:val="15"/>
+              </w:rPr>
+              <w:t>6,115</w:t>
+            </w:r>
+          </w:p>
+        </w:tc>
+        <w:tc>
+          <w:tcPr>
+            <w:tcW w:type="dxa" w:w="1469"/>
+            <w:shd w:val="clear" w:color="auto" w:fill="F6F1E6"/>
+          </w:tcPr>
+          <w:p>
+            <w:pPr>
+              <w:spacing w:after="20"/>
+              <w:jc w:val="right"/>
+            </w:pPr>
+            <w:r>
+              <w:rPr>
+                <w:b/>
+                <w:color w:val="1C3A36"/>
+                <w:sz w:val="15"/>
+              </w:rPr>
+              <w:t>6,785</w:t>
+            </w:r>
+          </w:p>
+        </w:tc>
+        <w:tc>
+          <w:tcPr>
+            <w:tcW w:type="dxa" w:w="1354"/>
+            <w:shd w:val="clear" w:color="auto" w:fill="F6F1E6"/>
+          </w:tcPr>
+          <w:p>
+            <w:pPr>
+              <w:spacing w:after="20"/>
+              <w:jc w:val="right"/>
+            </w:pPr>
+            <w:r>
+              <w:rPr>
+                <w:b/>
+                <w:color w:val="1C3A36"/>
+                <w:sz w:val="15"/>
+              </w:rPr>
+              <w:t>—</w:t>
+            </w:r>
+          </w:p>
+        </w:tc>
+        <w:tc>
+          <w:tcPr>
+            <w:tcW w:type="dxa" w:w="1008"/>
+            <w:shd w:val="clear" w:color="auto" w:fill="F6F1E6"/>
+          </w:tcPr>
+          <w:p>
+            <w:pPr>
+              <w:spacing w:after="20"/>
+              <w:jc w:val="right"/>
+            </w:pPr>
+            <w:r>
+              <w:rPr>
+                <w:b/>
+                <w:color w:val="1C3A36"/>
+                <w:sz w:val="15"/>
+              </w:rPr>
+              <w:t>—</w:t>
+            </w:r>
+          </w:p>
+        </w:tc>
+      </w:tr>
+      <w:tr>
+        <w:tc>
+          <w:tcPr>
+            <w:tcW w:type="dxa" w:w="3312"/>
+          </w:tcPr>
+          <w:p>
+            <w:pPr>
+              <w:spacing w:after="20"/>
+            </w:pPr>
+            <w:r>
+              <w:rPr>
+                <w:color w:val="1C3A36"/>
+                <w:sz w:val="15"/>
+              </w:rPr>
+              <w:t>Gross profit — low of the range</w:t>
+            </w:r>
+          </w:p>
+        </w:tc>
+        <w:tc>
+          <w:tcPr>
+            <w:tcW w:type="dxa" w:w="1469"/>
+          </w:tcPr>
+          <w:p>
+            <w:pPr>
+              <w:spacing w:after="20"/>
+              <w:jc w:val="right"/>
+            </w:pPr>
+            <w:r>
+              <w:rPr>
+                <w:color w:val="1C3A36"/>
+                <w:sz w:val="15"/>
+              </w:rPr>
+              <w:t>9,866</w:t>
+            </w:r>
+          </w:p>
+        </w:tc>
+        <w:tc>
+          <w:tcPr>
+            <w:tcW w:type="dxa" w:w="1469"/>
+          </w:tcPr>
+          <w:p>
+            <w:pPr>
+              <w:spacing w:after="20"/>
+              <w:jc w:val="right"/>
+            </w:pPr>
+            <w:r>
+              <w:rPr>
+                <w:color w:val="1C3A36"/>
+                <w:sz w:val="15"/>
+              </w:rPr>
+              <w:t>no measured range</w:t>
+            </w:r>
+          </w:p>
+        </w:tc>
+        <w:tc>
+          <w:tcPr>
+            <w:tcW w:type="dxa" w:w="1469"/>
+          </w:tcPr>
+          <w:p>
+            <w:pPr>
+              <w:spacing w:after="20"/>
+              <w:jc w:val="right"/>
+            </w:pPr>
+            <w:r>
+              <w:rPr>
+                <w:color w:val="1C3A36"/>
+                <w:sz w:val="15"/>
+              </w:rPr>
+              <w:t>no measured range</w:t>
+            </w:r>
+          </w:p>
+        </w:tc>
+        <w:tc>
+          <w:tcPr>
+            <w:tcW w:type="dxa" w:w="1354"/>
+          </w:tcPr>
+          <w:p>
+            <w:pPr>
+              <w:spacing w:after="20"/>
+              <w:jc w:val="right"/>
+            </w:pPr>
+            <w:r>
+              <w:rPr>
+                <w:color w:val="1C3A36"/>
+                <w:sz w:val="15"/>
+              </w:rPr>
+              <w:t>span</w:t>
+            </w:r>
+          </w:p>
+        </w:tc>
+        <w:tc>
+          <w:tcPr>
+            <w:tcW w:type="dxa" w:w="1008"/>
+          </w:tcPr>
+          <w:p>
+            <w:pPr>
+              <w:spacing w:after="20"/>
+              <w:jc w:val="right"/>
+            </w:pPr>
+            <w:r>
+              <w:rPr>
+                <w:color w:val="1C3A36"/>
+                <w:sz w:val="15"/>
+              </w:rPr>
+              <w:t>3</w:t>
+            </w:r>
+          </w:p>
+        </w:tc>
+      </w:tr>
+      <w:tr>
+        <w:tc>
+          <w:tcPr>
+            <w:tcW w:type="dxa" w:w="3312"/>
+          </w:tcPr>
+          <w:p>
+            <w:pPr>
+              <w:spacing w:after="20"/>
+            </w:pPr>
+            <w:r>
+              <w:rPr>
+                <w:color w:val="1C3A36"/>
+                <w:sz w:val="15"/>
+              </w:rPr>
+              <w:t>Gross profit — high of the range</w:t>
+            </w:r>
+          </w:p>
+        </w:tc>
+        <w:tc>
+          <w:tcPr>
+            <w:tcW w:type="dxa" w:w="1469"/>
+          </w:tcPr>
+          <w:p>
+            <w:pPr>
+              <w:spacing w:after="20"/>
+              <w:jc w:val="right"/>
+            </w:pPr>
+            <w:r>
+              <w:rPr>
+                <w:color w:val="1C3A36"/>
+                <w:sz w:val="15"/>
+              </w:rPr>
+              <w:t>11,481</w:t>
+            </w:r>
+          </w:p>
+        </w:tc>
+        <w:tc>
+          <w:tcPr>
+            <w:tcW w:type="dxa" w:w="1469"/>
+          </w:tcPr>
+          <w:p>
+            <w:pPr>
+              <w:spacing w:after="20"/>
+              <w:jc w:val="right"/>
+            </w:pPr>
+            <w:r>
+              <w:rPr>
+                <w:color w:val="1C3A36"/>
+                <w:sz w:val="15"/>
+              </w:rPr>
+              <w:t>no measured range</w:t>
+            </w:r>
+          </w:p>
+        </w:tc>
+        <w:tc>
+          <w:tcPr>
+            <w:tcW w:type="dxa" w:w="1469"/>
+          </w:tcPr>
+          <w:p>
+            <w:pPr>
+              <w:spacing w:after="20"/>
+              <w:jc w:val="right"/>
+            </w:pPr>
+            <w:r>
+              <w:rPr>
+                <w:color w:val="1C3A36"/>
+                <w:sz w:val="15"/>
+              </w:rPr>
+              <w:t>no measured range</w:t>
+            </w:r>
+          </w:p>
+        </w:tc>
+        <w:tc>
+          <w:tcPr>
+            <w:tcW w:type="dxa" w:w="1354"/>
+          </w:tcPr>
+          <w:p>
+            <w:pPr>
+              <w:spacing w:after="20"/>
+              <w:jc w:val="right"/>
+            </w:pPr>
+            <w:r>
+              <w:rPr>
+                <w:color w:val="1C3A36"/>
+                <w:sz w:val="15"/>
+              </w:rPr>
+              <w:t>span</w:t>
+            </w:r>
+          </w:p>
+        </w:tc>
+        <w:tc>
+          <w:tcPr>
+            <w:tcW w:type="dxa" w:w="1008"/>
+          </w:tcPr>
+          <w:p>
+            <w:pPr>
+              <w:spacing w:after="20"/>
+              <w:jc w:val="right"/>
+            </w:pPr>
+            <w:r>
+              <w:rPr>
+                <w:color w:val="1C3A36"/>
+                <w:sz w:val="15"/>
+              </w:rPr>
+              <w:t>3</w:t>
+            </w:r>
+          </w:p>
+        </w:tc>
+      </w:tr>
+      <w:tr>
+        <w:tc>
+          <w:tcPr>
+            <w:tcW w:type="dxa" w:w="3312"/>
+            <w:shd w:val="clear" w:color="auto" w:fill="F6F1E6"/>
+          </w:tcPr>
+          <w:p>
+            <w:pPr>
+              <w:spacing w:after="20"/>
+            </w:pPr>
+            <w:r>
+              <w:rPr>
+                <w:b/>
+                <w:color w:val="1C3A36"/>
+                <w:sz w:val="15"/>
+              </w:rPr>
+              <w:t>Profit for the year — as published</w:t>
+            </w:r>
+          </w:p>
+        </w:tc>
+        <w:tc>
+          <w:tcPr>
+            <w:tcW w:type="dxa" w:w="1469"/>
+            <w:shd w:val="clear" w:color="auto" w:fill="F6F1E6"/>
+          </w:tcPr>
+          <w:p>
+            <w:pPr>
+              <w:spacing w:after="20"/>
+              <w:jc w:val="right"/>
+            </w:pPr>
+            <w:r>
+              <w:rPr>
+                <w:b/>
+                <w:color w:val="1C3A36"/>
+                <w:sz w:val="15"/>
+              </w:rPr>
+              <w:t>1,353</w:t>
+            </w:r>
+          </w:p>
+        </w:tc>
+        <w:tc>
+          <w:tcPr>
+            <w:tcW w:type="dxa" w:w="1469"/>
+            <w:shd w:val="clear" w:color="auto" w:fill="F6F1E6"/>
+          </w:tcPr>
+          <w:p>
+            <w:pPr>
+              <w:spacing w:after="20"/>
+              <w:jc w:val="right"/>
+            </w:pPr>
+            <w:r>
+              <w:rPr>
+                <w:b/>
+                <w:color w:val="1C3A36"/>
+                <w:sz w:val="15"/>
+              </w:rPr>
+              <w:t>1,678</w:t>
+            </w:r>
+          </w:p>
+        </w:tc>
+        <w:tc>
+          <w:tcPr>
+            <w:tcW w:type="dxa" w:w="1469"/>
+            <w:shd w:val="clear" w:color="auto" w:fill="F6F1E6"/>
+          </w:tcPr>
+          <w:p>
+            <w:pPr>
+              <w:spacing w:after="20"/>
+              <w:jc w:val="right"/>
+            </w:pPr>
+            <w:r>
+              <w:rPr>
+                <w:b/>
+                <w:color w:val="1C3A36"/>
+                <w:sz w:val="15"/>
+              </w:rPr>
+              <w:t>1,979</w:t>
+            </w:r>
+          </w:p>
+        </w:tc>
+        <w:tc>
+          <w:tcPr>
+            <w:tcW w:type="dxa" w:w="1354"/>
+            <w:shd w:val="clear" w:color="auto" w:fill="F6F1E6"/>
+          </w:tcPr>
+          <w:p>
+            <w:pPr>
+              <w:spacing w:after="20"/>
+              <w:jc w:val="right"/>
+            </w:pPr>
+            <w:r>
+              <w:rPr>
+                <w:b/>
+                <w:color w:val="1C3A36"/>
+                <w:sz w:val="15"/>
+              </w:rPr>
+              <w:t>—</w:t>
+            </w:r>
+          </w:p>
+        </w:tc>
+        <w:tc>
+          <w:tcPr>
+            <w:tcW w:type="dxa" w:w="1008"/>
+            <w:shd w:val="clear" w:color="auto" w:fill="F6F1E6"/>
+          </w:tcPr>
+          <w:p>
+            <w:pPr>
+              <w:spacing w:after="20"/>
+              <w:jc w:val="right"/>
+            </w:pPr>
+            <w:r>
+              <w:rPr>
+                <w:b/>
+                <w:color w:val="1C3A36"/>
+                <w:sz w:val="15"/>
+              </w:rPr>
+              <w:t>—</w:t>
+            </w:r>
+          </w:p>
+        </w:tc>
+      </w:tr>
+      <w:tr>
+        <w:tc>
+          <w:tcPr>
+            <w:tcW w:type="dxa" w:w="3312"/>
+          </w:tcPr>
+          <w:p>
+            <w:pPr>
+              <w:spacing w:after="20"/>
+            </w:pPr>
+            <w:r>
+              <w:rPr>
+                <w:color w:val="1C3A36"/>
+                <w:sz w:val="15"/>
+              </w:rPr>
+              <w:t>Profit for the year — low of the range</w:t>
+            </w:r>
+          </w:p>
+        </w:tc>
+        <w:tc>
+          <w:tcPr>
+            <w:tcW w:type="dxa" w:w="1469"/>
+          </w:tcPr>
+          <w:p>
+            <w:pPr>
+              <w:spacing w:after="20"/>
+              <w:jc w:val="right"/>
+            </w:pPr>
+            <w:r>
+              <w:rPr>
+                <w:color w:val="1C3A36"/>
+                <w:sz w:val="15"/>
+              </w:rPr>
+              <w:t>2,326</w:t>
+            </w:r>
+          </w:p>
+        </w:tc>
+        <w:tc>
+          <w:tcPr>
+            <w:tcW w:type="dxa" w:w="1469"/>
+          </w:tcPr>
+          <w:p>
+            <w:pPr>
+              <w:spacing w:after="20"/>
+              <w:jc w:val="right"/>
+            </w:pPr>
+            <w:r>
+              <w:rPr>
+                <w:color w:val="1C3A36"/>
+                <w:sz w:val="15"/>
+              </w:rPr>
+              <w:t>no measured range</w:t>
+            </w:r>
+          </w:p>
+        </w:tc>
+        <w:tc>
+          <w:tcPr>
+            <w:tcW w:type="dxa" w:w="1469"/>
+          </w:tcPr>
+          <w:p>
+            <w:pPr>
+              <w:spacing w:after="20"/>
+              <w:jc w:val="right"/>
+            </w:pPr>
+            <w:r>
+              <w:rPr>
+                <w:color w:val="1C3A36"/>
+                <w:sz w:val="15"/>
+              </w:rPr>
+              <w:t>no measured range</w:t>
+            </w:r>
+          </w:p>
+        </w:tc>
+        <w:tc>
+          <w:tcPr>
+            <w:tcW w:type="dxa" w:w="1354"/>
+          </w:tcPr>
+          <w:p>
+            <w:pPr>
+              <w:spacing w:after="20"/>
+              <w:jc w:val="right"/>
+            </w:pPr>
+            <w:r>
+              <w:rPr>
+                <w:color w:val="1C3A36"/>
+                <w:sz w:val="15"/>
+              </w:rPr>
+              <w:t>span</w:t>
+            </w:r>
+          </w:p>
+        </w:tc>
+        <w:tc>
+          <w:tcPr>
+            <w:tcW w:type="dxa" w:w="1008"/>
+          </w:tcPr>
+          <w:p>
+            <w:pPr>
+              <w:spacing w:after="20"/>
+              <w:jc w:val="right"/>
+            </w:pPr>
+            <w:r>
+              <w:rPr>
+                <w:color w:val="1C3A36"/>
+                <w:sz w:val="15"/>
+              </w:rPr>
+              <w:t>3</w:t>
+            </w:r>
+          </w:p>
+        </w:tc>
+      </w:tr>
+      <w:tr>
+        <w:tc>
+          <w:tcPr>
+            <w:tcW w:type="dxa" w:w="3312"/>
+          </w:tcPr>
+          <w:p>
+            <w:pPr>
+              <w:spacing w:after="20"/>
+            </w:pPr>
+            <w:r>
+              <w:rPr>
+                <w:color w:val="1C3A36"/>
+                <w:sz w:val="15"/>
+              </w:rPr>
+              <w:t>Profit for the year — high of the range</w:t>
+            </w:r>
+          </w:p>
+        </w:tc>
+        <w:tc>
+          <w:tcPr>
+            <w:tcW w:type="dxa" w:w="1469"/>
+          </w:tcPr>
+          <w:p>
+            <w:pPr>
+              <w:spacing w:after="20"/>
+              <w:jc w:val="right"/>
+            </w:pPr>
+            <w:r>
+              <w:rPr>
+                <w:color w:val="1C3A36"/>
+                <w:sz w:val="15"/>
+              </w:rPr>
+              <w:t>4,606</w:t>
+            </w:r>
+          </w:p>
+        </w:tc>
+        <w:tc>
+          <w:tcPr>
+            <w:tcW w:type="dxa" w:w="1469"/>
+          </w:tcPr>
+          <w:p>
+            <w:pPr>
+              <w:spacing w:after="20"/>
+              <w:jc w:val="right"/>
+            </w:pPr>
+            <w:r>
+              <w:rPr>
+                <w:color w:val="1C3A36"/>
+                <w:sz w:val="15"/>
+              </w:rPr>
+              <w:t>no measured range</w:t>
+            </w:r>
+          </w:p>
+        </w:tc>
+        <w:tc>
+          <w:tcPr>
+            <w:tcW w:type="dxa" w:w="1469"/>
+          </w:tcPr>
+          <w:p>
+            <w:pPr>
+              <w:spacing w:after="20"/>
+              <w:jc w:val="right"/>
+            </w:pPr>
+            <w:r>
+              <w:rPr>
+                <w:color w:val="1C3A36"/>
+                <w:sz w:val="15"/>
+              </w:rPr>
+              <w:t>no measured range</w:t>
+            </w:r>
+          </w:p>
+        </w:tc>
+        <w:tc>
+          <w:tcPr>
+            <w:tcW w:type="dxa" w:w="1354"/>
+          </w:tcPr>
+          <w:p>
+            <w:pPr>
+              <w:spacing w:after="20"/>
+              <w:jc w:val="right"/>
+            </w:pPr>
+            <w:r>
+              <w:rPr>
+                <w:color w:val="1C3A36"/>
+                <w:sz w:val="15"/>
+              </w:rPr>
+              <w:t>span</w:t>
+            </w:r>
+          </w:p>
+        </w:tc>
+        <w:tc>
+          <w:tcPr>
+            <w:tcW w:type="dxa" w:w="1008"/>
+          </w:tcPr>
+          <w:p>
+            <w:pPr>
+              <w:spacing w:after="20"/>
+              <w:jc w:val="right"/>
+            </w:pPr>
+            <w:r>
+              <w:rPr>
+                <w:color w:val="1C3A36"/>
+                <w:sz w:val="15"/>
+              </w:rPr>
+              <w:t>3</w:t>
+            </w:r>
+          </w:p>
+        </w:tc>
+      </w:tr>
+      <w:tr>
+        <w:tc>
+          <w:tcPr>
+            <w:tcW w:type="dxa" w:w="3312"/>
+            <w:shd w:val="clear" w:color="auto" w:fill="F6F1E6"/>
+          </w:tcPr>
+          <w:p>
+            <w:pPr>
+              <w:spacing w:after="20"/>
+            </w:pPr>
+            <w:r>
+              <w:rPr>
+                <w:b/>
+                <w:color w:val="1C3A36"/>
+                <w:sz w:val="15"/>
+              </w:rPr>
+              <w:t>Depreciation and amortisation — as published</w:t>
+            </w:r>
+          </w:p>
+        </w:tc>
+        <w:tc>
+          <w:tcPr>
+            <w:tcW w:type="dxa" w:w="1469"/>
+            <w:shd w:val="clear" w:color="auto" w:fill="F6F1E6"/>
+          </w:tcPr>
+          <w:p>
+            <w:pPr>
+              <w:spacing w:after="20"/>
+              <w:jc w:val="right"/>
+            </w:pPr>
+            <w:r>
+              <w:rPr>
+                <w:b/>
+                <w:color w:val="1C3A36"/>
+                <w:sz w:val="15"/>
+              </w:rPr>
+              <w:t>446</w:t>
+            </w:r>
+          </w:p>
+        </w:tc>
+        <w:tc>
+          <w:tcPr>
+            <w:tcW w:type="dxa" w:w="1469"/>
+            <w:shd w:val="clear" w:color="auto" w:fill="F6F1E6"/>
+          </w:tcPr>
+          <w:p>
+            <w:pPr>
+              <w:spacing w:after="20"/>
+              <w:jc w:val="right"/>
+            </w:pPr>
+            <w:r>
+              <w:rPr>
+                <w:b/>
+                <w:color w:val="1C3A36"/>
+                <w:sz w:val="15"/>
+              </w:rPr>
+              <w:t>437</w:t>
+            </w:r>
+          </w:p>
+        </w:tc>
+        <w:tc>
+          <w:tcPr>
+            <w:tcW w:type="dxa" w:w="1469"/>
+            <w:shd w:val="clear" w:color="auto" w:fill="F6F1E6"/>
+          </w:tcPr>
+          <w:p>
+            <w:pPr>
+              <w:spacing w:after="20"/>
+              <w:jc w:val="right"/>
+            </w:pPr>
+            <w:r>
+              <w:rPr>
+                <w:b/>
+                <w:color w:val="1C3A36"/>
+                <w:sz w:val="15"/>
+              </w:rPr>
+              <w:t>423</w:t>
+            </w:r>
+          </w:p>
+        </w:tc>
+        <w:tc>
+          <w:tcPr>
+            <w:tcW w:type="dxa" w:w="1354"/>
+            <w:shd w:val="clear" w:color="auto" w:fill="F6F1E6"/>
+          </w:tcPr>
+          <w:p>
+            <w:pPr>
+              <w:spacing w:after="20"/>
+              <w:jc w:val="right"/>
+            </w:pPr>
+            <w:r>
+              <w:rPr>
+                <w:b/>
+                <w:color w:val="1C3A36"/>
+                <w:sz w:val="15"/>
+              </w:rPr>
+              <w:t>—</w:t>
+            </w:r>
+          </w:p>
+        </w:tc>
+        <w:tc>
+          <w:tcPr>
+            <w:tcW w:type="dxa" w:w="1008"/>
+            <w:shd w:val="clear" w:color="auto" w:fill="F6F1E6"/>
+          </w:tcPr>
+          <w:p>
+            <w:pPr>
+              <w:spacing w:after="20"/>
+              <w:jc w:val="right"/>
+            </w:pPr>
+            <w:r>
+              <w:rPr>
+                <w:b/>
+                <w:color w:val="1C3A36"/>
+                <w:sz w:val="15"/>
+              </w:rPr>
+              <w:t>—</w:t>
+            </w:r>
+          </w:p>
+        </w:tc>
+      </w:tr>
+      <w:tr>
+        <w:tc>
+          <w:tcPr>
+            <w:tcW w:type="dxa" w:w="3312"/>
+          </w:tcPr>
+          <w:p>
+            <w:pPr>
+              <w:spacing w:after="20"/>
+            </w:pPr>
+            <w:r>
+              <w:rPr>
+                <w:color w:val="1C3A36"/>
+                <w:sz w:val="15"/>
+              </w:rPr>
+              <w:t>Depreciation and amortisation — low of the range</w:t>
+            </w:r>
+          </w:p>
+        </w:tc>
+        <w:tc>
+          <w:tcPr>
+            <w:tcW w:type="dxa" w:w="1469"/>
+          </w:tcPr>
+          <w:p>
+            <w:pPr>
+              <w:spacing w:after="20"/>
+              <w:jc w:val="right"/>
+            </w:pPr>
+            <w:r>
+              <w:rPr>
+                <w:color w:val="1C3A36"/>
+                <w:sz w:val="15"/>
+              </w:rPr>
+              <w:t>250</w:t>
+            </w:r>
+          </w:p>
+        </w:tc>
+        <w:tc>
+          <w:tcPr>
+            <w:tcW w:type="dxa" w:w="1469"/>
+          </w:tcPr>
+          <w:p>
+            <w:pPr>
+              <w:spacing w:after="20"/>
+              <w:jc w:val="right"/>
+            </w:pPr>
+            <w:r>
+              <w:rPr>
+                <w:color w:val="1C3A36"/>
+                <w:sz w:val="15"/>
+              </w:rPr>
+              <w:t>no measured range</w:t>
+            </w:r>
+          </w:p>
+        </w:tc>
+        <w:tc>
+          <w:tcPr>
+            <w:tcW w:type="dxa" w:w="1469"/>
+          </w:tcPr>
+          <w:p>
+            <w:pPr>
+              <w:spacing w:after="20"/>
+              <w:jc w:val="right"/>
+            </w:pPr>
+            <w:r>
+              <w:rPr>
+                <w:color w:val="1C3A36"/>
+                <w:sz w:val="15"/>
+              </w:rPr>
+              <w:t>no measured range</w:t>
+            </w:r>
+          </w:p>
+        </w:tc>
+        <w:tc>
+          <w:tcPr>
+            <w:tcW w:type="dxa" w:w="1354"/>
+          </w:tcPr>
+          <w:p>
+            <w:pPr>
+              <w:spacing w:after="20"/>
+              <w:jc w:val="right"/>
+            </w:pPr>
+            <w:r>
+              <w:rPr>
+                <w:color w:val="1C3A36"/>
+                <w:sz w:val="15"/>
+              </w:rPr>
+              <w:t>span</w:t>
+            </w:r>
+          </w:p>
+        </w:tc>
+        <w:tc>
+          <w:tcPr>
+            <w:tcW w:type="dxa" w:w="1008"/>
+          </w:tcPr>
+          <w:p>
+            <w:pPr>
+              <w:spacing w:after="20"/>
+              <w:jc w:val="right"/>
+            </w:pPr>
+            <w:r>
+              <w:rPr>
+                <w:color w:val="1C3A36"/>
+                <w:sz w:val="15"/>
+              </w:rPr>
+              <w:t>2</w:t>
+            </w:r>
+          </w:p>
+        </w:tc>
+      </w:tr>
+      <w:tr>
+        <w:tc>
+          <w:tcPr>
+            <w:tcW w:type="dxa" w:w="3312"/>
+          </w:tcPr>
+          <w:p>
+            <w:pPr>
+              <w:spacing w:after="20"/>
+            </w:pPr>
+            <w:r>
+              <w:rPr>
+                <w:color w:val="1C3A36"/>
+                <w:sz w:val="15"/>
+              </w:rPr>
+              <w:t>Depreciation and amortisation — high of the range</w:t>
+            </w:r>
+          </w:p>
+        </w:tc>
+        <w:tc>
+          <w:tcPr>
+            <w:tcW w:type="dxa" w:w="1469"/>
+          </w:tcPr>
+          <w:p>
+            <w:pPr>
+              <w:spacing w:after="20"/>
+              <w:jc w:val="right"/>
+            </w:pPr>
+            <w:r>
+              <w:rPr>
+                <w:color w:val="1C3A36"/>
+                <w:sz w:val="15"/>
+              </w:rPr>
+              <w:t>269</w:t>
+            </w:r>
+          </w:p>
+        </w:tc>
+        <w:tc>
+          <w:tcPr>
+            <w:tcW w:type="dxa" w:w="1469"/>
+          </w:tcPr>
+          <w:p>
+            <w:pPr>
+              <w:spacing w:after="20"/>
+              <w:jc w:val="right"/>
+            </w:pPr>
+            <w:r>
+              <w:rPr>
+                <w:color w:val="1C3A36"/>
+                <w:sz w:val="15"/>
+              </w:rPr>
+              <w:t>no measured range</w:t>
+            </w:r>
+          </w:p>
+        </w:tc>
+        <w:tc>
+          <w:tcPr>
+            <w:tcW w:type="dxa" w:w="1469"/>
+          </w:tcPr>
+          <w:p>
+            <w:pPr>
+              <w:spacing w:after="20"/>
+              <w:jc w:val="right"/>
+            </w:pPr>
+            <w:r>
+              <w:rPr>
+                <w:color w:val="1C3A36"/>
+                <w:sz w:val="15"/>
+              </w:rPr>
+              <w:t>no measured range</w:t>
+            </w:r>
+          </w:p>
+        </w:tc>
+        <w:tc>
+          <w:tcPr>
+            <w:tcW w:type="dxa" w:w="1354"/>
+          </w:tcPr>
+          <w:p>
+            <w:pPr>
+              <w:spacing w:after="20"/>
+              <w:jc w:val="right"/>
+            </w:pPr>
+            <w:r>
+              <w:rPr>
+                <w:color w:val="1C3A36"/>
+                <w:sz w:val="15"/>
+              </w:rPr>
+              <w:t>span</w:t>
+            </w:r>
+          </w:p>
+        </w:tc>
+        <w:tc>
+          <w:tcPr>
+            <w:tcW w:type="dxa" w:w="1008"/>
+          </w:tcPr>
+          <w:p>
+            <w:pPr>
+              <w:spacing w:after="20"/>
+              <w:jc w:val="right"/>
+            </w:pPr>
+            <w:r>
+              <w:rPr>
+                <w:color w:val="1C3A36"/>
+                <w:sz w:val="15"/>
+              </w:rPr>
+              <w:t>2</w:t>
+            </w:r>
+          </w:p>
+        </w:tc>
+      </w:tr>
+      <w:tr>
+        <w:tc>
+          <w:tcPr>
+            <w:tcW w:type="dxa" w:w="3312"/>
+            <w:shd w:val="clear" w:color="auto" w:fill="F6F1E6"/>
+          </w:tcPr>
+          <w:p>
+            <w:pPr>
+              <w:spacing w:after="20"/>
+            </w:pPr>
+            <w:r>
+              <w:rPr>
+                <w:b/>
+                <w:color w:val="1C3A36"/>
+                <w:sz w:val="15"/>
+              </w:rPr>
+              <w:t>Capital expenditure — as published</w:t>
+            </w:r>
+          </w:p>
+        </w:tc>
+        <w:tc>
+          <w:tcPr>
+            <w:tcW w:type="dxa" w:w="1469"/>
+            <w:shd w:val="clear" w:color="auto" w:fill="F6F1E6"/>
+          </w:tcPr>
+          <w:p>
+            <w:pPr>
+              <w:spacing w:after="20"/>
+              <w:jc w:val="right"/>
+            </w:pPr>
+            <w:r>
+              <w:rPr>
+                <w:b/>
+                <w:color w:val="1C3A36"/>
+                <w:sz w:val="15"/>
+              </w:rPr>
+              <w:t>512</w:t>
+            </w:r>
+          </w:p>
+        </w:tc>
+        <w:tc>
+          <w:tcPr>
+            <w:tcW w:type="dxa" w:w="1469"/>
+            <w:shd w:val="clear" w:color="auto" w:fill="F6F1E6"/>
+          </w:tcPr>
+          <w:p>
+            <w:pPr>
+              <w:spacing w:after="20"/>
+              <w:jc w:val="right"/>
+            </w:pPr>
+            <w:r>
+              <w:rPr>
+                <w:b/>
+                <w:color w:val="1C3A36"/>
+                <w:sz w:val="15"/>
+              </w:rPr>
+              <w:t>532</w:t>
+            </w:r>
+          </w:p>
+        </w:tc>
+        <w:tc>
+          <w:tcPr>
+            <w:tcW w:type="dxa" w:w="1469"/>
+            <w:shd w:val="clear" w:color="auto" w:fill="F6F1E6"/>
+          </w:tcPr>
+          <w:p>
+            <w:pPr>
+              <w:spacing w:after="20"/>
+              <w:jc w:val="right"/>
+            </w:pPr>
+            <w:r>
+              <w:rPr>
+                <w:b/>
+                <w:color w:val="1C3A36"/>
+                <w:sz w:val="15"/>
+              </w:rPr>
+              <w:t>558</w:t>
+            </w:r>
+          </w:p>
+        </w:tc>
+        <w:tc>
+          <w:tcPr>
+            <w:tcW w:type="dxa" w:w="1354"/>
+            <w:shd w:val="clear" w:color="auto" w:fill="F6F1E6"/>
+          </w:tcPr>
+          <w:p>
+            <w:pPr>
+              <w:spacing w:after="20"/>
+              <w:jc w:val="right"/>
+            </w:pPr>
+            <w:r>
+              <w:rPr>
+                <w:b/>
+                <w:color w:val="1C3A36"/>
+                <w:sz w:val="15"/>
+              </w:rPr>
+              <w:t>—</w:t>
+            </w:r>
+          </w:p>
+        </w:tc>
+        <w:tc>
+          <w:tcPr>
+            <w:tcW w:type="dxa" w:w="1008"/>
+            <w:shd w:val="clear" w:color="auto" w:fill="F6F1E6"/>
+          </w:tcPr>
+          <w:p>
+            <w:pPr>
+              <w:spacing w:after="20"/>
+              <w:jc w:val="right"/>
+            </w:pPr>
+            <w:r>
+              <w:rPr>
+                <w:b/>
+                <w:color w:val="1C3A36"/>
+                <w:sz w:val="15"/>
+              </w:rPr>
+              <w:t>—</w:t>
+            </w:r>
+          </w:p>
+        </w:tc>
+      </w:tr>
+      <w:tr>
+        <w:tc>
+          <w:tcPr>
+            <w:tcW w:type="dxa" w:w="3312"/>
+          </w:tcPr>
+          <w:p>
+            <w:pPr>
+              <w:spacing w:after="20"/>
+            </w:pPr>
+            <w:r>
+              <w:rPr>
+                <w:color w:val="1C3A36"/>
+                <w:sz w:val="15"/>
+              </w:rPr>
+              <w:t>Capital expenditure — low of the range</w:t>
+            </w:r>
+          </w:p>
+        </w:tc>
+        <w:tc>
+          <w:tcPr>
+            <w:tcW w:type="dxa" w:w="1469"/>
+          </w:tcPr>
+          <w:p>
+            <w:pPr>
+              <w:spacing w:after="20"/>
+              <w:jc w:val="right"/>
+            </w:pPr>
+            <w:r>
+              <w:rPr>
+                <w:color w:val="1C3A36"/>
+                <w:sz w:val="15"/>
+              </w:rPr>
+              <w:t>1,103</w:t>
+            </w:r>
+          </w:p>
+        </w:tc>
+        <w:tc>
+          <w:tcPr>
+            <w:tcW w:type="dxa" w:w="1469"/>
+          </w:tcPr>
+          <w:p>
+            <w:pPr>
+              <w:spacing w:after="20"/>
+              <w:jc w:val="right"/>
+            </w:pPr>
+            <w:r>
+              <w:rPr>
+                <w:color w:val="1C3A36"/>
+                <w:sz w:val="15"/>
+              </w:rPr>
+              <w:t>no measured range</w:t>
+            </w:r>
+          </w:p>
+        </w:tc>
+        <w:tc>
+          <w:tcPr>
+            <w:tcW w:type="dxa" w:w="1469"/>
+          </w:tcPr>
+          <w:p>
+            <w:pPr>
+              <w:spacing w:after="20"/>
+              <w:jc w:val="right"/>
+            </w:pPr>
+            <w:r>
+              <w:rPr>
+                <w:color w:val="1C3A36"/>
+                <w:sz w:val="15"/>
+              </w:rPr>
+              <w:t>no measured range</w:t>
+            </w:r>
+          </w:p>
+        </w:tc>
+        <w:tc>
+          <w:tcPr>
+            <w:tcW w:type="dxa" w:w="1354"/>
+          </w:tcPr>
+          <w:p>
+            <w:pPr>
+              <w:spacing w:after="20"/>
+              <w:jc w:val="right"/>
+            </w:pPr>
+            <w:r>
+              <w:rPr>
+                <w:color w:val="1C3A36"/>
+                <w:sz w:val="15"/>
+              </w:rPr>
+              <w:t>span</w:t>
+            </w:r>
+          </w:p>
+        </w:tc>
+        <w:tc>
+          <w:tcPr>
+            <w:tcW w:type="dxa" w:w="1008"/>
+          </w:tcPr>
+          <w:p>
+            <w:pPr>
+              <w:spacing w:after="20"/>
+              <w:jc w:val="right"/>
+            </w:pPr>
+            <w:r>
+              <w:rPr>
+                <w:color w:val="1C3A36"/>
+                <w:sz w:val="15"/>
+              </w:rPr>
+              <w:t>2</w:t>
+            </w:r>
+          </w:p>
+        </w:tc>
+      </w:tr>
+      <w:tr>
+        <w:tc>
+          <w:tcPr>
+            <w:tcW w:type="dxa" w:w="3312"/>
+          </w:tcPr>
+          <w:p>
+            <w:pPr>
+              <w:spacing w:after="20"/>
+            </w:pPr>
+            <w:r>
+              <w:rPr>
+                <w:color w:val="1C3A36"/>
+                <w:sz w:val="15"/>
+              </w:rPr>
+              <w:t>Capital expenditure — high of the range</w:t>
+            </w:r>
+          </w:p>
+        </w:tc>
+        <w:tc>
+          <w:tcPr>
+            <w:tcW w:type="dxa" w:w="1469"/>
+          </w:tcPr>
+          <w:p>
+            <w:pPr>
+              <w:spacing w:after="20"/>
+              <w:jc w:val="right"/>
+            </w:pPr>
+            <w:r>
+              <w:rPr>
+                <w:color w:val="1C3A36"/>
+                <w:sz w:val="15"/>
+              </w:rPr>
+              <w:t>2,722</w:t>
+            </w:r>
+          </w:p>
+        </w:tc>
+        <w:tc>
+          <w:tcPr>
+            <w:tcW w:type="dxa" w:w="1469"/>
+          </w:tcPr>
+          <w:p>
+            <w:pPr>
+              <w:spacing w:after="20"/>
+              <w:jc w:val="right"/>
+            </w:pPr>
+            <w:r>
+              <w:rPr>
+                <w:color w:val="1C3A36"/>
+                <w:sz w:val="15"/>
+              </w:rPr>
+              <w:t>no measured range</w:t>
+            </w:r>
+          </w:p>
+        </w:tc>
+        <w:tc>
+          <w:tcPr>
+            <w:tcW w:type="dxa" w:w="1469"/>
+          </w:tcPr>
+          <w:p>
+            <w:pPr>
+              <w:spacing w:after="20"/>
+              <w:jc w:val="right"/>
+            </w:pPr>
+            <w:r>
+              <w:rPr>
+                <w:color w:val="1C3A36"/>
+                <w:sz w:val="15"/>
+              </w:rPr>
+              <w:t>no measured range</w:t>
+            </w:r>
+          </w:p>
+        </w:tc>
+        <w:tc>
+          <w:tcPr>
+            <w:tcW w:type="dxa" w:w="1354"/>
+          </w:tcPr>
+          <w:p>
+            <w:pPr>
+              <w:spacing w:after="20"/>
+              <w:jc w:val="right"/>
+            </w:pPr>
+            <w:r>
+              <w:rPr>
+                <w:color w:val="1C3A36"/>
+                <w:sz w:val="15"/>
+              </w:rPr>
+              <w:t>span</w:t>
+            </w:r>
+          </w:p>
+        </w:tc>
+        <w:tc>
+          <w:tcPr>
+            <w:tcW w:type="dxa" w:w="1008"/>
+          </w:tcPr>
+          <w:p>
+            <w:pPr>
+              <w:spacing w:after="20"/>
+              <w:jc w:val="right"/>
+            </w:pPr>
+            <w:r>
+              <w:rPr>
+                <w:color w:val="1C3A36"/>
+                <w:sz w:val="15"/>
+              </w:rPr>
+              <w:t>2</w:t>
+            </w:r>
+          </w:p>
+        </w:tc>
+      </w:tr>
+    </w:tbl>
+    <w:p>
+      <w:pPr>
+        <w:spacing w:after="40"/>
+      </w:pPr>
+    </w:p>
+    <w:p>
+      <w:pPr>
+        <w:spacing w:after="200" w:before="0"/>
+      </w:pPr>
+      <w:r>
+        <w:rPr>
+          <w:b w:val="0"/>
+          <w:i/>
+          <w:color w:val="6E7B77"/>
+          <w:sz w:val="17"/>
+        </w:rPr>
+        <w:t>Table 23 — the third forecast year as a range, and the fourth and fifth stated as carrying none. The range is the point projection MULTIPLIED by how far the outturn came in from the projection at each replayed year-end, so a factor above one means the outturn came in ABOVE the projection — which is the direction almost every reading runs, because the method under-stated the scale of this company in a decade of currency moves rather than mis-stating its shape. Reading the multiplier the other way up would move a forecast the wrong way, and both values look equally ordinary on a page, which is why the direction is stated here rather than left to be inferred. The basis is a SPAN and is not called anything else: it is the widest and the narrowest of the readings behind it, not a percentile, because a percentile needs more readings than this record holds. The range at the third forecast year on revenue, cost of sales, gross profit and profit for the year is the full span of 3 past observations of this method's own error. That is too few to carry a probability, and none is claimed: it is the widest and narrowest this method has been on this company, not a confidence interval. The range at the third forecast year on depreciation and amortisation and capital expenditure is the full span of 2 past observations of this method's own error. That is too few to carry a probability, and none is claimed: it is the widest and narrowest this method has been on this company, not a confidence interval. The fourth and fifth forecast years are shown as published in Appendix A.1 and are marked here as carrying no measured range, because the replay covers three years ahead and no further. Nothing in this table changes the valuation: the fair-value range in the summary is struck on the point path above it, and this is the disclosure of how wide the method's own error has been around that path.</w:t>
+      </w:r>
+    </w:p>
+    <w:p>
+      <w:pPr>
         <w:spacing w:after="120" w:before="280"/>
       </w:pPr>
       <w:r>
@@ -21902,7 +24167,7 @@
           <w:color w:val="6E7B77"/>
           <w:sz w:val="17"/>
         </w:rPr>
-        <w:t>Table 23 — the peer set. No peer figure is used to build any historical number for EIPICO; peers appear only as a cross-check.</w:t>
+        <w:t>Table 24 — the peer set. No peer figure is used to build any historical number for EIPICO; peers appear only as a cross-check.</w:t>
       </w:r>
     </w:p>
     <w:p>
@@ -22202,7 +24467,7 @@
                 <w:color w:val="1C3A36"/>
                 <w:sz w:val="16"/>
               </w:rPr>
-              <w:t>the provision charge stays near 5.25% of revenue permanently; this is Frame A, and it is already the more conservative of the two published cases. A charge at the three-year mean of 6.52% instead would put Frame A at EGP 27.77 a share</w:t>
+              <w:t>the provision charge stays near 5.25% of revenue permanently; this is Frame A, and it is already the more conservative of the two published cases. A charge at the three-year mean of 6.52% instead would put Frame A at EGP 23.14 a share</w:t>
             </w:r>
           </w:p>
         </w:tc>
@@ -22491,7 +24756,7 @@
           <w:color w:val="1C3A36"/>
           <w:sz w:val="21"/>
         </w:rPr>
-        <w:t>When it works: for a business with a stable, forecastable operating model and a capital structure that is not about to change. When it fails: when most of the value sits beyond the explicit forecast — which is the case here, at 81% of enterprise value in the terminal block.</w:t>
+        <w:t>When it works: for a business with a stable, forecastable operating model and a capital structure that is not about to change. When it fails: when most of the value sits beyond the explicit forecast — which is the case here, at 79% of enterprise value in the terminal block.</w:t>
       </w:r>
     </w:p>
     <w:tbl>
@@ -22592,7 +24857,7 @@
                 <w:color w:val="1C3A36"/>
                 <w:sz w:val="17"/>
               </w:rPr>
-              <w:t>2,002</w:t>
+              <w:t>1,986</w:t>
             </w:r>
           </w:p>
         </w:tc>
@@ -22629,7 +24894,7 @@
                 <w:color w:val="1C3A36"/>
                 <w:sz w:val="17"/>
               </w:rPr>
-              <w:t>1,509</w:t>
+              <w:t>1,401</w:t>
             </w:r>
           </w:p>
         </w:tc>
@@ -22666,7 +24931,7 @@
                 <w:color w:val="1C3A36"/>
                 <w:sz w:val="17"/>
               </w:rPr>
-              <w:t>15.03% − 7% = 8.03%</w:t>
+              <w:t>15.22% − 7% = 8.22%</w:t>
             </w:r>
           </w:p>
         </w:tc>
@@ -22703,7 +24968,7 @@
                 <w:color w:val="1C3A36"/>
                 <w:sz w:val="17"/>
               </w:rPr>
-              <w:t>20,109</w:t>
+              <w:t>18,229</w:t>
             </w:r>
           </w:p>
         </w:tc>
@@ -22740,7 +25005,7 @@
                 <w:color w:val="1C3A36"/>
                 <w:sz w:val="17"/>
               </w:rPr>
-              <w:t>8,559</w:t>
+              <w:t>7,686</w:t>
             </w:r>
           </w:p>
         </w:tc>
@@ -22777,7 +25042,7 @@
                 <w:color w:val="1C3A36"/>
                 <w:sz w:val="17"/>
               </w:rPr>
-              <w:t>10,561</w:t>
+              <w:t>9,672</w:t>
             </w:r>
           </w:p>
         </w:tc>
@@ -22892,7 +25157,7 @@
                 <w:color w:val="1C3A36"/>
                 <w:sz w:val="17"/>
               </w:rPr>
-              <w:t>6,183</w:t>
+              <w:t>5,295</w:t>
             </w:r>
           </w:p>
         </w:tc>
@@ -22929,7 +25194,7 @@
                 <w:color w:val="1C3A36"/>
                 <w:sz w:val="17"/>
               </w:rPr>
-              <w:t>36.64</w:t>
+              <w:t>31.37</w:t>
             </w:r>
           </w:p>
         </w:tc>
@@ -22951,7 +25216,7 @@
           <w:color w:val="1C3A36"/>
           <w:sz w:val="21"/>
         </w:rPr>
-        <w:t>Named sensitivity: the terminal discount rate. Every 100 basis points on it is worth roughly EGP 6 a share. At 81% terminal weight, this expert is mostly forecasting one number.</w:t>
+        <w:t>Named sensitivity: the terminal discount rate. Every 100 basis points on it is worth roughly EGP 5 a share. At 79% terminal weight, this expert is mostly forecasting one number.</w:t>
       </w:r>
     </w:p>
     <w:p>
@@ -23293,7 +25558,7 @@
                 <w:color w:val="1C3A36"/>
                 <w:sz w:val="17"/>
               </w:rPr>
-              <w:t>16.90%</w:t>
+              <w:t>17.16%</w:t>
             </w:r>
           </w:p>
         </w:tc>
@@ -23367,7 +25632,7 @@
                 <w:color w:val="1C3A36"/>
                 <w:sz w:val="17"/>
               </w:rPr>
-              <w:t>1.19x</w:t>
+              <w:t>1.16x</w:t>
             </w:r>
           </w:p>
         </w:tc>
@@ -23408,7 +25673,7 @@
                 <w:color w:val="1C3A36"/>
                 <w:sz w:val="17"/>
               </w:rPr>
-              <w:t>43.91</w:t>
+              <w:t>42.80</w:t>
             </w:r>
           </w:p>
         </w:tc>
@@ -23430,7 +25695,7 @@
           <w:color w:val="1C3A36"/>
           <w:sz w:val="21"/>
         </w:rPr>
-        <w:t>Named sensitivity: the sustainable return. If it settles at 20% rather than 18.8%, the justified multiple falls to 1.31 times and the value to EGP 48.56 a share.</w:t>
+        <w:t>Named sensitivity: the sustainable return. If it settles at 20% rather than 18.8%, the justified multiple falls to 1.28 times and the value to EGP 47.33 a share.</w:t>
       </w:r>
     </w:p>
     <w:p>
@@ -23638,7 +25903,7 @@
                 <w:color w:val="1C3A36"/>
                 <w:sz w:val="17"/>
               </w:rPr>
-              <w:t>EGP 36.64</w:t>
+              <w:t>EGP 31.37</w:t>
             </w:r>
           </w:p>
         </w:tc>
@@ -23675,7 +25940,7 @@
                 <w:color w:val="1C3A36"/>
                 <w:sz w:val="17"/>
               </w:rPr>
-              <w:t>EGP 90.66 a share</w:t>
+              <w:t>EGP 95.93 a share</w:t>
             </w:r>
           </w:p>
         </w:tc>
@@ -23712,7 +25977,7 @@
                 <w:color w:val="1C3A36"/>
                 <w:sz w:val="17"/>
               </w:rPr>
-              <w:t>EGP 15,299m</w:t>
+              <w:t>EGP 16,188m</w:t>
             </w:r>
           </w:p>
         </w:tc>
@@ -23749,7 +26014,7 @@
                 <w:color w:val="1C3A36"/>
                 <w:sz w:val="17"/>
               </w:rPr>
-              <w:t>EGP 7,983m</w:t>
+              <w:t>EGP 9,322m</w:t>
             </w:r>
           </w:p>
         </w:tc>
@@ -23786,7 +26051,7 @@
                 <w:color w:val="1C3A36"/>
                 <w:sz w:val="17"/>
               </w:rPr>
-              <w:t>30%</w:t>
+              <w:t>33%</w:t>
             </w:r>
           </w:p>
         </w:tc>
@@ -23823,7 +26088,7 @@
                 <w:color w:val="1C3A36"/>
                 <w:sz w:val="17"/>
               </w:rPr>
-              <w:t>USD 114m</w:t>
+              <w:t>USD 133m</w:t>
             </w:r>
           </w:p>
         </w:tc>
@@ -23860,7 +26125,7 @@
                 <w:color w:val="1C3A36"/>
                 <w:sz w:val="17"/>
               </w:rPr>
-              <w:t>1.14x asset turn</w:t>
+              <w:t>1.33x asset turn</w:t>
             </w:r>
           </w:p>
         </w:tc>
@@ -23919,7 +26184,7 @@
           <w:color w:val="1C3A36"/>
           <w:sz w:val="21"/>
         </w:rPr>
-        <w:t>Named sensitivity: the contribution margin assumed on the new revenue. At 35% rather than 45%, the required revenue rises to about EGP 10,264 million, or USD 146 million a year.</w:t>
+        <w:t>Named sensitivity: the contribution margin assumed on the new revenue. At 35% rather than 45%, the required revenue rises to about EGP 11,985 million, or USD 171 million a year.</w:t>
       </w:r>
     </w:p>
     <w:p>
@@ -24048,7 +26313,7 @@
                 <w:color w:val="1C3A36"/>
                 <w:sz w:val="16"/>
               </w:rPr>
-              <w:t>CONCEDED. Expert 1 accepts the terminal weight is high and points to the sensitivity table as the honest response: the published grid across a plausible terminal cost of equity and growth combination runs EGP 18 to EGP 53 a share, and the WHOLE of that range is published rather than its comfortable half.</w:t>
+              <w:t>CONCEDED. Expert 1 accepts the terminal weight is high and points to the sensitivity table as the honest response: the published grid across a plausible terminal cost of equity and growth combination runs EGP 16 to EGP 46 a share, and the WHOLE of that range is published rather than its comfortable half.</w:t>
             </w:r>
           </w:p>
         </w:tc>
@@ -24232,7 +26497,7 @@
           <w:color w:val="1C3A36"/>
           <w:sz w:val="21"/>
         </w:rPr>
-        <w:t>Put together, the disagreement narrows to a single question, which is a good sign. All three agree on the audited history, on the cost of capital construction, and on the fact that the depreciation step is real and has already arrived. On the existing business — 65% capacity utilisation, a growing export book earned in hard currency, an administered domestic price that at least tracks inflation — their own worked values run from EGP 36.64 to EGP 43.91 a share, and the study's own two centres, EGP 36.64 and EGP 54.24, sit inside that. Those are the numbers; no wider claim is made for the business than its own lenses support.</w:t>
+        <w:t>Put together, the disagreement narrows to a single question, which is a good sign. All three agree on the audited history, on the cost of capital construction, and on the fact that the depreciation step is real and has already arrived. On the existing business — 65% capacity utilisation, a growing export book earned in hard currency, an administered domestic price that at least tracks inflation — their own worked values run from EGP 31.37 to EGP 42.80 a share, and the study's own two centres, EGP 31.37 and EGP 47.60, sit inside that. Those are the numbers; no wider claim is made for the business than its own lenses support.</w:t>
       </w:r>
     </w:p>
     <w:p>
@@ -24246,7 +26511,7 @@
           <w:color w:val="1C3A36"/>
           <w:sz w:val="21"/>
         </w:rPr>
-        <w:t>Where they part is what the new plant is worth today. Expert 1 says: nothing until it produces cash, so EGP 36.64. Expert 2 says: nothing until it produces a return, so EGP 43.91. Expert 3 says: the market says EGP 90.66 a share, which requires USD 114 million a year of biosimilar sales, and that is a proposition rather than a valuation. The room does not resolve it. It converts it into something a reader can check in twelve months.</w:t>
+        <w:t>Where they part is what the new plant is worth today. Expert 1 says: nothing until it produces cash, so EGP 31.37. Expert 2 says: nothing until it produces a return, so EGP 42.80. Expert 3 says: the market says EGP 95.93 a share, which requires USD 133 million a year of biosimilar sales, and that is a proposition rather than a valuation. The room does not resolve it. It converts it into something a reader can check in twelve months.</w:t>
       </w:r>
     </w:p>
     <w:p>
@@ -24435,7 +26700,7 @@
                 <w:color w:val="1C3A36"/>
                 <w:sz w:val="16"/>
               </w:rPr>
-              <w:t>-7.27</w:t>
+              <w:t>-11.42</w:t>
             </w:r>
           </w:p>
         </w:tc>
@@ -24490,7 +26755,7 @@
                 <w:color w:val="1C3A36"/>
                 <w:sz w:val="16"/>
               </w:rPr>
-              <w:t>90.66</w:t>
+              <w:t>95.93</w:t>
             </w:r>
           </w:p>
         </w:tc>
@@ -24545,7 +26810,7 @@
                 <w:color w:val="1C3A36"/>
                 <w:sz w:val="16"/>
               </w:rPr>
-              <w:t>-17.60</w:t>
+              <w:t>-16.23</w:t>
             </w:r>
           </w:p>
         </w:tc>
@@ -24600,7 +26865,7 @@
                 <w:color w:val="1C3A36"/>
                 <w:sz w:val="16"/>
               </w:rPr>
-              <w:t>-90.66</w:t>
+              <w:t>-95.93</w:t>
             </w:r>
           </w:p>
         </w:tc>
@@ -24655,7 +26920,7 @@
                 <w:color w:val="1C3A36"/>
                 <w:sz w:val="16"/>
               </w:rPr>
-              <w:t>-73.06</w:t>
+              <w:t>-79.70</w:t>
             </w:r>
           </w:p>
         </w:tc>
@@ -24710,7 +26975,7 @@
                 <w:color w:val="1C3A36"/>
                 <w:sz w:val="16"/>
               </w:rPr>
-              <w:t>-17.60</w:t>
+              <w:t>-16.23</w:t>
             </w:r>
           </w:p>
         </w:tc>
@@ -24750,7 +27015,7 @@
           <w:color w:val="6E7B77"/>
           <w:sz w:val="17"/>
         </w:rPr>
-        <w:t>Table 24 — every gap in this study isolated to the assumption that causes it.</w:t>
+        <w:t>Table 25 — every gap in this study isolated to the assumption that causes it.</w:t>
       </w:r>
     </w:p>
     <w:p>
